--- a/4 курс/Metrology/606-22_РечукДМ_Лаб8.docx
+++ b/4 курс/Metrology/606-22_РечукДМ_Лаб8.docx
@@ -182,7 +182,7 @@
       <w:bookmarkStart w:id="2" w:name="_Toc223702633"/>
       <w:bookmarkStart w:id="3" w:name="_Toc223707148"/>
       <w:bookmarkStart w:id="4" w:name="_Toc224311943"/>
-      <w:bookmarkStart w:id="5" w:name="_Toc226040549"/>
+      <w:bookmarkStart w:id="5" w:name="_Toc226145664"/>
       <w:r>
         <w:rPr>
           <w:rFonts w:ascii="Times New Roman" w:hAnsi="Times New Roman" w:cs="Times New Roman"/>
@@ -199,103 +199,33 @@
       <w:bookmarkEnd w:id="3"/>
       <w:bookmarkEnd w:id="4"/>
       <w:bookmarkEnd w:id="5"/>
+      <w:r>
+        <w:fldChar w:fldCharType="begin"/>
+      </w:r>
+      <w:r>
+        <w:instrText xml:space="preserve"> TOC \o "1-3" \h \z \u </w:instrText>
+      </w:r>
+      <w:r>
+        <w:fldChar w:fldCharType="separate"/>
+      </w:r>
     </w:p>
     <w:p>
       <w:pPr>
-        <w:pStyle w:val="af4"/>
+        <w:pStyle w:val="11"/>
         <w:rPr>
-          <w:rFonts w:eastAsiaTheme="minorEastAsia"/>
+          <w:rFonts w:asciiTheme="minorHAnsi" w:eastAsiaTheme="minorEastAsia" w:hAnsiTheme="minorHAnsi" w:cstheme="minorBidi"/>
           <w:noProof/>
           <w:kern w:val="2"/>
+          <w:sz w:val="24"/>
+          <w:szCs w:val="24"/>
           <w14:ligatures w14:val="standardContextual"/>
         </w:rPr>
       </w:pPr>
-      <w:r>
-        <w:fldChar w:fldCharType="begin"/>
-      </w:r>
-      <w:r>
-        <w:instrText xml:space="preserve"> TOC \o "1-3" \h \z \u </w:instrText>
-      </w:r>
-      <w:r>
-        <w:fldChar w:fldCharType="separate"/>
-      </w:r>
-      <w:hyperlink w:anchor="_Toc226040549" w:history="1">
+      <w:hyperlink w:anchor="_Toc226145665" w:history="1">
         <w:r>
           <w:rPr>
             <w:rStyle w:val="ad"/>
-            <w:rFonts w:eastAsia="Arial"/>
             <w:noProof/>
-            <w:color w:val="auto"/>
-          </w:rPr>
-          <w:t>СОДЕРЖАНИЕ</w:t>
-        </w:r>
-        <w:r>
-          <w:rPr>
-            <w:noProof/>
-            <w:webHidden/>
-          </w:rPr>
-          <w:tab/>
-        </w:r>
-        <w:r>
-          <w:rPr>
-            <w:noProof/>
-            <w:webHidden/>
-          </w:rPr>
-          <w:fldChar w:fldCharType="begin"/>
-        </w:r>
-        <w:r>
-          <w:rPr>
-            <w:noProof/>
-            <w:webHidden/>
-          </w:rPr>
-          <w:instrText xml:space="preserve"> PAGEREF _Toc226040549 \h </w:instrText>
-        </w:r>
-        <w:r>
-          <w:rPr>
-            <w:noProof/>
-            <w:webHidden/>
-          </w:rPr>
-        </w:r>
-        <w:r>
-          <w:rPr>
-            <w:noProof/>
-            <w:webHidden/>
-          </w:rPr>
-          <w:fldChar w:fldCharType="separate"/>
-        </w:r>
-        <w:r>
-          <w:rPr>
-            <w:noProof/>
-            <w:webHidden/>
-          </w:rPr>
-          <w:t>2</w:t>
-        </w:r>
-        <w:r>
-          <w:rPr>
-            <w:noProof/>
-            <w:webHidden/>
-          </w:rPr>
-          <w:fldChar w:fldCharType="end"/>
-        </w:r>
-      </w:hyperlink>
-    </w:p>
-    <w:p>
-      <w:pPr>
-        <w:pStyle w:val="af4"/>
-        <w:rPr>
-          <w:rFonts w:eastAsiaTheme="minorEastAsia"/>
-          <w:noProof/>
-          <w:kern w:val="2"/>
-          <w14:ligatures w14:val="standardContextual"/>
-        </w:rPr>
-      </w:pPr>
-      <w:hyperlink w:anchor="_Toc226040550" w:history="1">
-        <w:r>
-          <w:rPr>
-            <w:rStyle w:val="ad"/>
-            <w:rFonts w:eastAsia="Arial"/>
-            <w:noProof/>
-            <w:color w:val="auto"/>
           </w:rPr>
           <w:t>ВВЕДЕНИЕ</w:t>
         </w:r>
@@ -318,7 +248,7 @@
             <w:noProof/>
             <w:webHidden/>
           </w:rPr>
-          <w:instrText xml:space="preserve"> PAGEREF _Toc226040550 \h </w:instrText>
+          <w:instrText xml:space="preserve"> PAGEREF _Toc226145665 \h </w:instrText>
         </w:r>
         <w:r>
           <w:rPr>
@@ -351,21 +281,21 @@
     </w:p>
     <w:p>
       <w:pPr>
-        <w:pStyle w:val="af4"/>
+        <w:pStyle w:val="11"/>
         <w:rPr>
-          <w:rFonts w:eastAsiaTheme="minorEastAsia"/>
+          <w:rFonts w:asciiTheme="minorHAnsi" w:eastAsiaTheme="minorEastAsia" w:hAnsiTheme="minorHAnsi" w:cstheme="minorBidi"/>
           <w:noProof/>
           <w:kern w:val="2"/>
+          <w:sz w:val="24"/>
+          <w:szCs w:val="24"/>
           <w14:ligatures w14:val="standardContextual"/>
         </w:rPr>
       </w:pPr>
-      <w:hyperlink w:anchor="_Toc226040551" w:history="1">
+      <w:hyperlink w:anchor="_Toc226145666" w:history="1">
         <w:r>
           <w:rPr>
             <w:rStyle w:val="ad"/>
-            <w:rFonts w:eastAsia="Arial"/>
             <w:noProof/>
-            <w:color w:val="auto"/>
           </w:rPr>
           <w:t>ВЫПОЛНЕНИЕ ЛАБОРАТОРНОЙ РАБОТЫ</w:t>
         </w:r>
@@ -388,7 +318,7 @@
             <w:noProof/>
             <w:webHidden/>
           </w:rPr>
-          <w:instrText xml:space="preserve"> PAGEREF _Toc226040551 \h </w:instrText>
+          <w:instrText xml:space="preserve"> PAGEREF _Toc226145666 \h </w:instrText>
         </w:r>
         <w:r>
           <w:rPr>
@@ -421,21 +351,21 @@
     </w:p>
     <w:p>
       <w:pPr>
-        <w:pStyle w:val="af4"/>
+        <w:pStyle w:val="11"/>
         <w:rPr>
-          <w:rFonts w:eastAsiaTheme="minorEastAsia"/>
+          <w:rFonts w:asciiTheme="minorHAnsi" w:eastAsiaTheme="minorEastAsia" w:hAnsiTheme="minorHAnsi" w:cstheme="minorBidi"/>
           <w:noProof/>
           <w:kern w:val="2"/>
+          <w:sz w:val="24"/>
+          <w:szCs w:val="24"/>
           <w14:ligatures w14:val="standardContextual"/>
         </w:rPr>
       </w:pPr>
-      <w:hyperlink w:anchor="_Toc226040552" w:history="1">
+      <w:hyperlink w:anchor="_Toc226145667" w:history="1">
         <w:r>
           <w:rPr>
             <w:rStyle w:val="ad"/>
-            <w:rFonts w:eastAsia="Arial"/>
             <w:noProof/>
-            <w:color w:val="auto"/>
           </w:rPr>
           <w:t>ЗАКЛЮЧЕНИЕ</w:t>
         </w:r>
@@ -458,7 +388,7 @@
             <w:noProof/>
             <w:webHidden/>
           </w:rPr>
-          <w:instrText xml:space="preserve"> PAGEREF _Toc226040552 \h </w:instrText>
+          <w:instrText xml:space="preserve"> PAGEREF _Toc226145667 \h </w:instrText>
         </w:r>
         <w:r>
           <w:rPr>
@@ -478,7 +408,7 @@
             <w:noProof/>
             <w:webHidden/>
           </w:rPr>
-          <w:t>10</w:t>
+          <w:t>13</w:t>
         </w:r>
         <w:r>
           <w:rPr>
@@ -491,22 +421,22 @@
     </w:p>
     <w:p>
       <w:pPr>
-        <w:pStyle w:val="af4"/>
+        <w:pStyle w:val="11"/>
         <w:rPr>
-          <w:rFonts w:eastAsiaTheme="minorEastAsia"/>
+          <w:rFonts w:asciiTheme="minorHAnsi" w:eastAsiaTheme="minorEastAsia" w:hAnsiTheme="minorHAnsi" w:cstheme="minorBidi"/>
           <w:noProof/>
           <w:kern w:val="2"/>
+          <w:sz w:val="24"/>
+          <w:szCs w:val="24"/>
           <w14:ligatures w14:val="standardContextual"/>
         </w:rPr>
       </w:pPr>
-      <w:hyperlink w:anchor="_Toc226040553" w:history="1">
+      <w:hyperlink w:anchor="_Toc226145668" w:history="1">
         <w:r>
           <w:rPr>
             <w:rStyle w:val="ad"/>
-            <w:rFonts w:eastAsia="Arial"/>
             <w:bCs/>
             <w:noProof/>
-            <w:color w:val="auto"/>
           </w:rPr>
           <w:t>СПИСОК ИСПОЛЬЗОВАННЫХ ИСТОЧНИКОВ</w:t>
         </w:r>
@@ -529,7 +459,7 @@
             <w:noProof/>
             <w:webHidden/>
           </w:rPr>
-          <w:instrText xml:space="preserve"> PAGEREF _Toc226040553 \h </w:instrText>
+          <w:instrText xml:space="preserve"> PAGEREF _Toc226145668 \h </w:instrText>
         </w:r>
         <w:r>
           <w:rPr>
@@ -549,7 +479,7 @@
             <w:noProof/>
             <w:webHidden/>
           </w:rPr>
-          <w:t>12</w:t>
+          <w:t>14</w:t>
         </w:r>
         <w:r>
           <w:rPr>
@@ -583,7 +513,7 @@
           <w:szCs w:val="28"/>
         </w:rPr>
       </w:pPr>
-      <w:bookmarkStart w:id="6" w:name="_Toc226040550"/>
+      <w:bookmarkStart w:id="6" w:name="_Toc226145665"/>
       <w:r>
         <w:rPr>
           <w:rFonts w:ascii="Times New Roman" w:hAnsi="Times New Roman" w:cs="Times New Roman"/>
@@ -703,7 +633,7 @@
           <w:szCs w:val="28"/>
         </w:rPr>
       </w:pPr>
-      <w:bookmarkStart w:id="7" w:name="_Toc226040551"/>
+      <w:bookmarkStart w:id="7" w:name="_Toc226145666"/>
       <w:r>
         <w:rPr>
           <w:rFonts w:ascii="Times New Roman" w:hAnsi="Times New Roman" w:cs="Times New Roman"/>
@@ -2399,7 +2329,6 @@
                 <w:szCs w:val="20"/>
               </w:rPr>
             </w:pPr>
-            <w:proofErr w:type="spellStart"/>
             <w:r>
               <w:rPr>
                 <w:color w:val="000000"/>
@@ -2408,7 +2337,6 @@
               </w:rPr>
               <w:t>Сопровождаемость</w:t>
             </w:r>
-            <w:proofErr w:type="spellEnd"/>
           </w:p>
         </w:tc>
         <w:tc>
@@ -2788,7 +2716,6 @@
                 <w:szCs w:val="20"/>
               </w:rPr>
             </w:pPr>
-            <w:proofErr w:type="spellStart"/>
             <w:r>
               <w:rPr>
                 <w:color w:val="000000"/>
@@ -2797,7 +2724,6 @@
               </w:rPr>
               <w:t>Устанавливаемость</w:t>
             </w:r>
-            <w:proofErr w:type="spellEnd"/>
           </w:p>
         </w:tc>
         <w:tc>
@@ -2934,7 +2860,6 @@
                 <w:szCs w:val="20"/>
               </w:rPr>
             </w:pPr>
-            <w:proofErr w:type="spellStart"/>
             <w:r>
               <w:rPr>
                 <w:color w:val="000000"/>
@@ -2943,7 +2868,6 @@
               </w:rPr>
               <w:t>Устанавливаемость</w:t>
             </w:r>
-            <w:proofErr w:type="spellEnd"/>
           </w:p>
         </w:tc>
         <w:tc>
@@ -3366,13 +3290,8 @@
     </w:p>
     <w:p>
       <w:r>
-        <w:t>Оценка качественных характеристик проводилась экспертным методом по шкале от 1 до 5 баллов, где 1 — минимальное соответствие требованию, 5 — полное соответствие. Критерии оценки сформированы на основе модели качества программного обеспечения ГОСТ Р ИСО/МЭК 25010–</w:t>
-      </w:r>
-      <w:proofErr w:type="gramStart"/>
-      <w:r>
-        <w:t>2019 .</w:t>
-      </w:r>
-      <w:proofErr w:type="gramEnd"/>
+        <w:t>Оценка качественных характеристик проводилась экспертным методом по шкале от 1 до 5 баллов, где 1 — минимальное соответствие требованию, 5 — полное соответствие. Критерии оценки сформированы на основе модели качества программного обеспечения ГОСТ Р ИСО/МЭК 25010–2019 .</w:t>
+      </w:r>
     </w:p>
     <w:p>
       <w:r>
@@ -5278,7 +5197,6 @@
                 <w:szCs w:val="20"/>
               </w:rPr>
             </w:pPr>
-            <w:proofErr w:type="spellStart"/>
             <w:r>
               <w:rPr>
                 <w:color w:val="000000"/>
@@ -5287,7 +5205,6 @@
               </w:rPr>
               <w:t>Сопровождаемость</w:t>
             </w:r>
-            <w:proofErr w:type="spellEnd"/>
           </w:p>
         </w:tc>
         <w:tc>
@@ -5503,7 +5420,6 @@
                 <w:szCs w:val="20"/>
               </w:rPr>
             </w:pPr>
-            <w:proofErr w:type="spellStart"/>
             <w:r>
               <w:rPr>
                 <w:color w:val="000000"/>
@@ -5512,7 +5428,6 @@
               </w:rPr>
               <w:t>Переиспользуемость</w:t>
             </w:r>
-            <w:proofErr w:type="spellEnd"/>
           </w:p>
         </w:tc>
         <w:tc>
@@ -6044,7 +5959,6 @@
                 <w:szCs w:val="20"/>
               </w:rPr>
             </w:pPr>
-            <w:proofErr w:type="spellStart"/>
             <w:r>
               <w:rPr>
                 <w:color w:val="000000"/>
@@ -6053,7 +5967,6 @@
               </w:rPr>
               <w:t>Устанавливаемость</w:t>
             </w:r>
-            <w:proofErr w:type="spellEnd"/>
           </w:p>
         </w:tc>
         <w:tc>
@@ -6157,7 +6070,6 @@
                 <w:szCs w:val="20"/>
               </w:rPr>
             </w:pPr>
-            <w:proofErr w:type="spellStart"/>
             <w:r>
               <w:rPr>
                 <w:color w:val="000000"/>
@@ -6166,7 +6078,6 @@
               </w:rPr>
               <w:t>Замещаемость</w:t>
             </w:r>
-            <w:proofErr w:type="spellEnd"/>
           </w:p>
         </w:tc>
         <w:tc>
@@ -6312,7 +6223,21 @@
           <w:rStyle w:val="qwen-markdown-text"/>
           <w:rFonts w:eastAsiaTheme="majorEastAsia"/>
         </w:rPr>
-        <w:t>Таблица 1 — Исходные количественные характеристики</w:t>
+        <w:t xml:space="preserve">Таблица </w:t>
+      </w:r>
+      <w:r>
+        <w:rPr>
+          <w:rStyle w:val="qwen-markdown-text"/>
+          <w:rFonts w:eastAsiaTheme="majorEastAsia"/>
+        </w:rPr>
+        <w:t>3</w:t>
+      </w:r>
+      <w:r>
+        <w:rPr>
+          <w:rStyle w:val="qwen-markdown-text"/>
+          <w:rFonts w:eastAsiaTheme="majorEastAsia"/>
+        </w:rPr>
+        <w:t xml:space="preserve"> — Исходные количественные характеристики</w:t>
       </w:r>
     </w:p>
     <w:tbl>
@@ -7022,15 +6947,7 @@
     </w:tbl>
     <w:p>
       <w:r>
-        <w:t xml:space="preserve">Для построения первой диаграммы каждое значение преобразовывалось в баллы по шкале 0–100 с использованием формулы </w:t>
-      </w:r>
-      <w:proofErr w:type="spellStart"/>
-      <w:r>
-        <w:t>min-max</w:t>
-      </w:r>
-      <w:proofErr w:type="spellEnd"/>
-      <w:r>
-        <w:t xml:space="preserve"> нормализации:</w:t>
+        <w:t>Для построения первой диаграммы каждое значение преобразовывалось в баллы по шкале 0–100 с использованием формулы min-max нормализации:</w:t>
       </w:r>
     </w:p>
     <w:p>
@@ -7045,7 +6962,13 @@
     </w:p>
     <w:p>
       <w:r>
-        <w:t>Результаты нормализации были сгруппированы по категориям качества в соответствии с ГОСТ Р ИСО/МЭК 25010–2019, и для каждой категории рассчитано среднее арифметическое значение. Итоговые агрегированные данные представлены в Таблице 2.</w:t>
+        <w:t xml:space="preserve">Результаты нормализации были сгруппированы по категориям качества в соответствии с ГОСТ Р ИСО/МЭК 25010–2019, и для каждой категории рассчитано среднее арифметическое значение. Итоговые агрегированные данные представлены в Таблице </w:t>
+      </w:r>
+      <w:r>
+        <w:t>4</w:t>
+      </w:r>
+      <w:r>
+        <w:t>.</w:t>
       </w:r>
     </w:p>
     <w:p>
@@ -7053,7 +6976,13 @@
         <w:ind w:firstLine="0"/>
       </w:pPr>
       <w:r>
-        <w:t>Таблица 2 — Средние значения по категориям количественных характеристик (шкала 0–100)</w:t>
+        <w:t xml:space="preserve">Таблица </w:t>
+      </w:r>
+      <w:r>
+        <w:t>4</w:t>
+      </w:r>
+      <w:r>
+        <w:t xml:space="preserve"> — Средние значения по категориям количественных характеристик (шкала 0–100)</w:t>
       </w:r>
     </w:p>
     <w:tbl>
@@ -7314,7 +7243,6 @@
                 <w:szCs w:val="20"/>
               </w:rPr>
             </w:pPr>
-            <w:proofErr w:type="spellStart"/>
             <w:r>
               <w:rPr>
                 <w:color w:val="000000"/>
@@ -7323,7 +7251,6 @@
               </w:rPr>
               <w:t>Сопровождаемость</w:t>
             </w:r>
-            <w:proofErr w:type="spellEnd"/>
           </w:p>
         </w:tc>
         <w:tc>
@@ -7463,7 +7390,13 @@
     </w:p>
     <w:p>
       <w:r>
-        <w:t>Для качественных характеристик, изначально оценённых экспертным методом по шкале от 1 до 5, применялась упрощенная методика: значения группировались по категориям ГОСТ Р ИСО/МЭК 25010–2019, и для каждой категории рассчитывалось среднее арифметическое. Результаты представлены в Таблице 3.</w:t>
+        <w:t xml:space="preserve">Для качественных характеристик, изначально оценённых экспертным методом по шкале от 1 до 5, применялась упрощенная методика: значения группировались по категориям ГОСТ Р ИСО/МЭК 25010–2019, и для каждой категории рассчитывалось среднее арифметическое. Результаты представлены в Таблице </w:t>
+      </w:r>
+      <w:r>
+        <w:t>5</w:t>
+      </w:r>
+      <w:r>
+        <w:t>.</w:t>
       </w:r>
     </w:p>
     <w:p>
@@ -7471,7 +7404,13 @@
         <w:ind w:firstLine="0"/>
       </w:pPr>
       <w:r>
-        <w:t>Таблица 3 — Средние значения по категориям качественных характеристик (шкала 1–5)</w:t>
+        <w:t xml:space="preserve">Таблица </w:t>
+      </w:r>
+      <w:r>
+        <w:t>5</w:t>
+      </w:r>
+      <w:r>
+        <w:t xml:space="preserve"> — Средние значения по категориям качественных характеристик (шкала 1–5)</w:t>
       </w:r>
     </w:p>
     <w:tbl>
@@ -7886,7 +7825,6 @@
                 <w:szCs w:val="20"/>
               </w:rPr>
             </w:pPr>
-            <w:proofErr w:type="spellStart"/>
             <w:r>
               <w:rPr>
                 <w:color w:val="000000"/>
@@ -7895,7 +7833,6 @@
               </w:rPr>
               <w:t>Сопровождаемость</w:t>
             </w:r>
-            <w:proofErr w:type="spellEnd"/>
           </w:p>
         </w:tc>
         <w:tc>
@@ -8038,39 +7975,135 @@
       </w:r>
     </w:p>
     <w:p>
-      <w:r>
-        <w:t xml:space="preserve">Рисунок 1 — Гистограмма сравнения нормализованных значений отдельных количественных метрик (шкала 0–100). </w:t>
-      </w:r>
-      <w:r>
+      <w:pPr>
+        <w:ind w:firstLine="0"/>
+      </w:pPr>
+      <w:r>
+        <w:rPr>
+          <w:noProof/>
+          <w14:ligatures w14:val="standardContextual"/>
+        </w:rPr>
+        <w:lastRenderedPageBreak/>
+        <w:drawing>
+          <wp:inline distT="0" distB="0" distL="0" distR="0" wp14:anchorId="4B55B7C1" wp14:editId="3EAF11ED">
+            <wp:extent cx="5940425" cy="4117975"/>
+            <wp:effectExtent l="0" t="0" r="3175" b="15875"/>
+            <wp:docPr id="3" name="Диаграмма 3">
+              <a:extLst xmlns:a="http://schemas.openxmlformats.org/drawingml/2006/main">
+                <a:ext uri="{FF2B5EF4-FFF2-40B4-BE49-F238E27FC236}">
+                  <a16:creationId xmlns:a16="http://schemas.microsoft.com/office/drawing/2014/main" id="{94122ABF-6ABA-D475-774A-AC8361AF194A}"/>
+                </a:ext>
+              </a:extLst>
+            </wp:docPr>
+            <wp:cNvGraphicFramePr/>
+            <a:graphic xmlns:a="http://schemas.openxmlformats.org/drawingml/2006/main">
+              <a:graphicData uri="http://schemas.openxmlformats.org/drawingml/2006/chart">
+                <c:chart xmlns:c="http://schemas.openxmlformats.org/drawingml/2006/chart" xmlns:r="http://schemas.openxmlformats.org/officeDocument/2006/relationships" r:id="rId7"/>
+              </a:graphicData>
+            </a:graphic>
+          </wp:inline>
+        </w:drawing>
+      </w:r>
+    </w:p>
+    <w:p>
+      <w:pPr>
         <w:rPr>
           <w:i/>
           <w:iCs/>
         </w:rPr>
-        <w:t>[Здесь вставьте диаграмму с 8 столбцами для каждой метрики]</w:t>
+      </w:pPr>
+      <w:r>
+        <w:t>Рисунок 1 — Гистограмма сравнения</w:t>
+      </w:r>
+      <w:r>
+        <w:t xml:space="preserve"> </w:t>
+      </w:r>
+      <w:r>
+        <w:t>значений отдельных количественных метрик</w:t>
+      </w:r>
+      <w:r>
+        <w:t>.</w:t>
       </w:r>
     </w:p>
     <w:p>
-      <w:r>
-        <w:t xml:space="preserve">Рисунок 2 — Гистограмма сравнения средних значений агрегированных количественных характеристик. </w:t>
-      </w:r>
-      <w:r>
+      <w:pPr>
+        <w:ind w:firstLine="0"/>
+      </w:pPr>
+      <w:r>
+        <w:rPr>
+          <w:noProof/>
+          <w14:ligatures w14:val="standardContextual"/>
+        </w:rPr>
+        <w:drawing>
+          <wp:inline distT="0" distB="0" distL="0" distR="0" wp14:anchorId="64CEB0E0" wp14:editId="1BCF4363">
+            <wp:extent cx="5940425" cy="4084320"/>
+            <wp:effectExtent l="0" t="0" r="3175" b="11430"/>
+            <wp:docPr id="2" name="Диаграмма 2">
+              <a:extLst xmlns:a="http://schemas.openxmlformats.org/drawingml/2006/main">
+                <a:ext uri="{FF2B5EF4-FFF2-40B4-BE49-F238E27FC236}">
+                  <a16:creationId xmlns:a16="http://schemas.microsoft.com/office/drawing/2014/main" id="{68B7EEF8-913D-B11B-5711-0DAFF7E1821E}"/>
+                </a:ext>
+              </a:extLst>
+            </wp:docPr>
+            <wp:cNvGraphicFramePr/>
+            <a:graphic xmlns:a="http://schemas.openxmlformats.org/drawingml/2006/main">
+              <a:graphicData uri="http://schemas.openxmlformats.org/drawingml/2006/chart">
+                <c:chart xmlns:c="http://schemas.openxmlformats.org/drawingml/2006/chart" xmlns:r="http://schemas.openxmlformats.org/officeDocument/2006/relationships" r:id="rId8"/>
+              </a:graphicData>
+            </a:graphic>
+          </wp:inline>
+        </w:drawing>
+      </w:r>
+    </w:p>
+    <w:p>
+      <w:pPr>
+        <w:jc w:val="center"/>
         <w:rPr>
           <w:i/>
           <w:iCs/>
         </w:rPr>
-        <w:t>[Здесь вставьте диаграмму с 4 категориями: Производительность, Надежность и т.д.]</w:t>
+      </w:pPr>
+      <w:r>
+        <w:lastRenderedPageBreak/>
+        <w:t>Рисунок 2 — Гистограмма сравнения средних значений агрегированных количественных характеристик.</w:t>
       </w:r>
     </w:p>
     <w:p>
-      <w:r>
-        <w:t xml:space="preserve">Рисунок 3 — Гистограмма сравнения средних значений качественных характеристик. </w:t>
-      </w:r>
+      <w:pPr>
+        <w:ind w:firstLine="0"/>
+      </w:pPr>
       <w:r>
         <w:rPr>
-          <w:i/>
-          <w:iCs/>
+          <w:noProof/>
+          <w14:ligatures w14:val="standardContextual"/>
         </w:rPr>
-        <w:t>[Здесь вставьте диаграмму с 6 категориями: Функциональность, Удобство и т.д.]</w:t>
+        <w:drawing>
+          <wp:inline distT="0" distB="0" distL="0" distR="0" wp14:anchorId="1E04AAD3" wp14:editId="0361DC3B">
+            <wp:extent cx="5940425" cy="2781935"/>
+            <wp:effectExtent l="0" t="0" r="3175" b="18415"/>
+            <wp:docPr id="1" name="Диаграмма 1">
+              <a:extLst xmlns:a="http://schemas.openxmlformats.org/drawingml/2006/main">
+                <a:ext uri="{FF2B5EF4-FFF2-40B4-BE49-F238E27FC236}">
+                  <a16:creationId xmlns:a16="http://schemas.microsoft.com/office/drawing/2014/main" id="{00000000-0008-0000-0000-000002000000}"/>
+                </a:ext>
+              </a:extLst>
+            </wp:docPr>
+            <wp:cNvGraphicFramePr/>
+            <a:graphic xmlns:a="http://schemas.openxmlformats.org/drawingml/2006/main">
+              <a:graphicData uri="http://schemas.openxmlformats.org/drawingml/2006/chart">
+                <c:chart xmlns:c="http://schemas.openxmlformats.org/drawingml/2006/chart" xmlns:r="http://schemas.openxmlformats.org/officeDocument/2006/relationships" r:id="rId9"/>
+              </a:graphicData>
+            </a:graphic>
+          </wp:inline>
+        </w:drawing>
+      </w:r>
+    </w:p>
+    <w:p>
+      <w:pPr>
+        <w:jc w:val="center"/>
+      </w:pPr>
+      <w:r>
+        <w:t>Рисунок 3 — Гистограмма сравнения средних значений качественных характеристик.</w:t>
       </w:r>
     </w:p>
     <w:p>
@@ -8095,32 +8128,11 @@
       </w:r>
     </w:p>
     <w:p>
-      <w:pPr>
-        <w:numPr>
-          <w:ilvl w:val="1"/>
-          <w:numId w:val="5"/>
-        </w:numPr>
-      </w:pPr>
-      <w:r>
-        <w:lastRenderedPageBreak/>
-        <w:t>Notepad++ демонстрирует превосходство в категории «Производительность» (75 против 60) и «</w:t>
-      </w:r>
-      <w:proofErr w:type="spellStart"/>
-      <w:r>
-        <w:t>Сопровождаемость</w:t>
-      </w:r>
-      <w:proofErr w:type="spellEnd"/>
-      <w:r>
-        <w:t>» (90 против 40). Это обусловлено высокой скоростью обработки больших файлов и наличием детального логирования (50 КБ/день), что критически важно для диагностики.</w:t>
+      <w:r>
+        <w:t>Notepad++ демонстрирует превосходство в категории «Производительность» (75 против 60) и «Сопровождаемость» (90 против 40). Это обусловлено высокой скоростью обработки больших файлов и наличием детального логирования (50 КБ/день), что критически важно для диагностики.</w:t>
       </w:r>
     </w:p>
     <w:p>
-      <w:pPr>
-        <w:numPr>
-          <w:ilvl w:val="1"/>
-          <w:numId w:val="5"/>
-        </w:numPr>
-      </w:pPr>
       <w:r>
         <w:t>Блокнот Windows лидирует в категории «Переносимость» (95 против 50), так как он встроен в систему и не требует установки, а также показывает высокую «Надежность» (85 против 80) благодаря минимальной частоте сбоев.</w:t>
       </w:r>
@@ -8137,32 +8149,13 @@
       </w:r>
     </w:p>
     <w:p>
-      <w:pPr>
-        <w:numPr>
-          <w:ilvl w:val="1"/>
-          <w:numId w:val="5"/>
-        </w:numPr>
-      </w:pPr>
-      <w:r>
-        <w:t>Notepad++ имеет значительно более высокую оценку по «</w:t>
-      </w:r>
-      <w:proofErr w:type="spellStart"/>
-      <w:r>
-        <w:t>Сопровождаемости</w:t>
-      </w:r>
-      <w:proofErr w:type="spellEnd"/>
-      <w:r>
-        <w:t>» (4,5 против 1,25), что подтверждает его статус профессионального инструмента с поддержкой плагинов и макросов. Также он лидирует по «Функциональной пригодности» (5,0 против 4,0).</w:t>
+      <w:r>
+        <w:t>Notepad++ имеет значительно более высокую оценку по «Сопровождаемости» (4,5 против 1,25), что подтверждает его статус профессионального инструмента с поддержкой плагинов и макросов. Также он лидирует по «Функциональной пригодности» (5,0 против 4,0).</w:t>
       </w:r>
     </w:p>
     <w:p>
-      <w:pPr>
-        <w:numPr>
-          <w:ilvl w:val="1"/>
-          <w:numId w:val="5"/>
-        </w:numPr>
-      </w:pPr>
-      <w:r>
+      <w:r>
+        <w:lastRenderedPageBreak/>
         <w:t>Блокнот Windows показывает сопоставимые результаты в категориях «Удобство использования» (4,2 у обоих) и «Безопасность» (4,0 у обоих), являясь отличным решением для простых задач.</w:t>
       </w:r>
     </w:p>
@@ -8171,7 +8164,6 @@
         <w:t>Таким образом, визуализация подтверждает, что Notepad++ ориентирован на профессиональную работу с кодом и большими объемами данных, тогда как Блокнот Windows оптимизирован для легкости, быстроты запуска и базового редактирования.</w:t>
       </w:r>
     </w:p>
-    <w:p/>
     <w:p>
       <w:r>
         <w:br w:type="page" w:clear="all"/>
@@ -8189,9 +8181,9 @@
           <w:szCs w:val="28"/>
         </w:rPr>
       </w:pPr>
-      <w:bookmarkStart w:id="8" w:name="_Toc226040552"/>
-      <w:bookmarkStart w:id="9" w:name="_Toc223014598"/>
-      <w:bookmarkStart w:id="10" w:name="_Toc224249671"/>
+      <w:bookmarkStart w:id="8" w:name="_Toc223014598"/>
+      <w:bookmarkStart w:id="9" w:name="_Toc224249671"/>
+      <w:bookmarkStart w:id="10" w:name="_Toc226145667"/>
       <w:r>
         <w:rPr>
           <w:rFonts w:ascii="Times New Roman" w:hAnsi="Times New Roman" w:cs="Times New Roman"/>
@@ -8202,7 +8194,7 @@
         <w:lastRenderedPageBreak/>
         <w:t>ЗАКЛЮЧЕНИЕ</w:t>
       </w:r>
-      <w:bookmarkEnd w:id="8"/>
+      <w:bookmarkEnd w:id="10"/>
     </w:p>
     <w:p>
       <w:pPr>
@@ -8454,7 +8446,7 @@
           <w:szCs w:val="28"/>
         </w:rPr>
       </w:pPr>
-      <w:bookmarkStart w:id="11" w:name="_Toc226040553"/>
+      <w:bookmarkStart w:id="11" w:name="_Toc226145668"/>
       <w:r>
         <w:rPr>
           <w:rFonts w:ascii="Times New Roman" w:hAnsi="Times New Roman" w:cs="Times New Roman"/>
@@ -8466,8 +8458,8 @@
         <w:lastRenderedPageBreak/>
         <w:t>СПИСОК ИСПОЛЬЗОВАННЫХ ИСТОЧНИКОВ</w:t>
       </w:r>
+      <w:bookmarkEnd w:id="8"/>
       <w:bookmarkEnd w:id="9"/>
-      <w:bookmarkEnd w:id="10"/>
       <w:bookmarkEnd w:id="11"/>
     </w:p>
     <w:p>
@@ -8611,7 +8603,7 @@
       </w:r>
     </w:p>
     <w:sectPr>
-      <w:footerReference w:type="default" r:id="rId7"/>
+      <w:footerReference w:type="default" r:id="rId10"/>
       <w:pgSz w:w="11906" w:h="16838"/>
       <w:pgMar w:top="1134" w:right="850" w:bottom="1134" w:left="1701" w:header="708" w:footer="708" w:gutter="0"/>
       <w:pgNumType w:start="1"/>
@@ -9910,6 +9902,7 @@
   <w:style w:type="character" w:default="1" w:styleId="a0">
     <w:name w:val="Default Paragraph Font"/>
     <w:uiPriority w:val="1"/>
+    <w:semiHidden/>
     <w:unhideWhenUsed/>
   </w:style>
   <w:style w:type="table" w:default="1" w:styleId="a1">
@@ -10353,11 +10346,7 @@
     <w:qFormat/>
     <w:rsid w:val="004136FB"/>
     <w:pPr>
-      <w:tabs>
-        <w:tab w:val="right" w:leader="dot" w:pos="9345"/>
-      </w:tabs>
       <w:spacing w:line="259" w:lineRule="auto"/>
-      <w:ind w:firstLine="0"/>
     </w:pPr>
   </w:style>
   <w:style w:type="character" w:customStyle="1" w:styleId="af5">
@@ -10434,11 +10423,14 @@
     <w:next w:val="a"/>
     <w:autoRedefine/>
     <w:uiPriority w:val="39"/>
-    <w:semiHidden/>
     <w:unhideWhenUsed/>
-    <w:rsid w:val="004136FB"/>
+    <w:rsid w:val="005F4E6D"/>
     <w:pPr>
+      <w:tabs>
+        <w:tab w:val="right" w:leader="dot" w:pos="9345"/>
+      </w:tabs>
       <w:spacing w:after="100"/>
+      <w:ind w:firstLine="0"/>
     </w:pPr>
   </w:style>
   <w:style w:type="character" w:customStyle="1" w:styleId="qwen-markdown-text">
@@ -10447,6 +10439,3224 @@
     <w:rsid w:val="004A4E4D"/>
   </w:style>
 </w:styles>
+</file>
+
+<file path=word/charts/chart1.xml><?xml version="1.0" encoding="utf-8"?>
+<c:chartSpace xmlns:c="http://schemas.openxmlformats.org/drawingml/2006/chart" xmlns:a="http://schemas.openxmlformats.org/drawingml/2006/main" xmlns:r="http://schemas.openxmlformats.org/officeDocument/2006/relationships" xmlns:c16r2="http://schemas.microsoft.com/office/drawing/2015/06/chart">
+  <c:date1904 val="0"/>
+  <c:lang val="ru-RU"/>
+  <c:roundedCorners val="0"/>
+  <mc:AlternateContent xmlns:mc="http://schemas.openxmlformats.org/markup-compatibility/2006">
+    <mc:Choice xmlns:c14="http://schemas.microsoft.com/office/drawing/2007/8/2/chart" Requires="c14">
+      <c14:style val="102"/>
+    </mc:Choice>
+    <mc:Fallback>
+      <c:style val="2"/>
+    </mc:Fallback>
+  </mc:AlternateContent>
+  <c:chart>
+    <c:title>
+      <c:tx>
+        <c:rich>
+          <a:bodyPr rot="0" spcFirstLastPara="1" vertOverflow="ellipsis" vert="horz" wrap="square" anchor="ctr" anchorCtr="1"/>
+          <a:lstStyle/>
+          <a:p>
+            <a:pPr>
+              <a:defRPr sz="1400" b="0" i="0" u="none" strike="noStrike" kern="1200" spc="0" baseline="0">
+                <a:solidFill>
+                  <a:schemeClr val="tx1">
+                    <a:lumMod val="65000"/>
+                    <a:lumOff val="35000"/>
+                  </a:schemeClr>
+                </a:solidFill>
+                <a:latin typeface="+mn-lt"/>
+                <a:ea typeface="+mn-ea"/>
+                <a:cs typeface="+mn-cs"/>
+              </a:defRPr>
+            </a:pPr>
+            <a:r>
+              <a:rPr lang="ru-RU" sz="1400" b="0" i="0" u="none" strike="noStrike" baseline="0"/>
+              <a:t>Сравнение характеристик качества</a:t>
+            </a:r>
+            <a:endParaRPr lang="ru-RU"/>
+          </a:p>
+        </c:rich>
+      </c:tx>
+      <c:overlay val="0"/>
+      <c:spPr>
+        <a:noFill/>
+        <a:ln>
+          <a:noFill/>
+        </a:ln>
+        <a:effectLst/>
+      </c:spPr>
+      <c:txPr>
+        <a:bodyPr rot="0" spcFirstLastPara="1" vertOverflow="ellipsis" vert="horz" wrap="square" anchor="ctr" anchorCtr="1"/>
+        <a:lstStyle/>
+        <a:p>
+          <a:pPr>
+            <a:defRPr sz="1400" b="0" i="0" u="none" strike="noStrike" kern="1200" spc="0" baseline="0">
+              <a:solidFill>
+                <a:schemeClr val="tx1">
+                  <a:lumMod val="65000"/>
+                  <a:lumOff val="35000"/>
+                </a:schemeClr>
+              </a:solidFill>
+              <a:latin typeface="+mn-lt"/>
+              <a:ea typeface="+mn-ea"/>
+              <a:cs typeface="+mn-cs"/>
+            </a:defRPr>
+          </a:pPr>
+          <a:endParaRPr lang="ru-RU"/>
+        </a:p>
+      </c:txPr>
+    </c:title>
+    <c:autoTitleDeleted val="0"/>
+    <c:plotArea>
+      <c:layout/>
+      <c:barChart>
+        <c:barDir val="col"/>
+        <c:grouping val="clustered"/>
+        <c:varyColors val="0"/>
+        <c:ser>
+          <c:idx val="0"/>
+          <c:order val="0"/>
+          <c:tx>
+            <c:strRef>
+              <c:f>Лист1!$M$2</c:f>
+              <c:strCache>
+                <c:ptCount val="1"/>
+                <c:pt idx="0">
+                  <c:v>Notepad++</c:v>
+                </c:pt>
+              </c:strCache>
+            </c:strRef>
+          </c:tx>
+          <c:spPr>
+            <a:solidFill>
+              <a:schemeClr val="accent1"/>
+            </a:solidFill>
+            <a:ln>
+              <a:noFill/>
+            </a:ln>
+            <a:effectLst/>
+          </c:spPr>
+          <c:invertIfNegative val="0"/>
+          <c:dLbls>
+            <c:spPr>
+              <a:noFill/>
+              <a:ln>
+                <a:noFill/>
+              </a:ln>
+              <a:effectLst/>
+            </c:spPr>
+            <c:txPr>
+              <a:bodyPr rot="0" spcFirstLastPara="1" vertOverflow="ellipsis" vert="horz" wrap="square" lIns="38100" tIns="19050" rIns="38100" bIns="19050" anchor="ctr" anchorCtr="1">
+                <a:spAutoFit/>
+              </a:bodyPr>
+              <a:lstStyle/>
+              <a:p>
+                <a:pPr>
+                  <a:defRPr sz="900" b="0" i="0" u="none" strike="noStrike" kern="1200" baseline="0">
+                    <a:solidFill>
+                      <a:schemeClr val="tx1">
+                        <a:lumMod val="75000"/>
+                        <a:lumOff val="25000"/>
+                      </a:schemeClr>
+                    </a:solidFill>
+                    <a:latin typeface="+mn-lt"/>
+                    <a:ea typeface="+mn-ea"/>
+                    <a:cs typeface="+mn-cs"/>
+                  </a:defRPr>
+                </a:pPr>
+                <a:endParaRPr lang="ru-RU"/>
+              </a:p>
+            </c:txPr>
+            <c:showLegendKey val="0"/>
+            <c:showVal val="1"/>
+            <c:showCatName val="0"/>
+            <c:showSerName val="0"/>
+            <c:showPercent val="0"/>
+            <c:showBubbleSize val="0"/>
+            <c:showLeaderLines val="0"/>
+            <c:extLst>
+              <c:ext xmlns:c15="http://schemas.microsoft.com/office/drawing/2012/chart" uri="{CE6537A1-D6FC-4f65-9D91-7224C49458BB}">
+                <c15:showLeaderLines val="1"/>
+                <c15:leaderLines>
+                  <c:spPr>
+                    <a:ln w="9525" cap="flat" cmpd="sng" algn="ctr">
+                      <a:solidFill>
+                        <a:schemeClr val="tx1">
+                          <a:lumMod val="35000"/>
+                          <a:lumOff val="65000"/>
+                        </a:schemeClr>
+                      </a:solidFill>
+                      <a:round/>
+                    </a:ln>
+                    <a:effectLst/>
+                  </c:spPr>
+                </c15:leaderLines>
+              </c:ext>
+            </c:extLst>
+          </c:dLbls>
+          <c:cat>
+            <c:strRef>
+              <c:f>Лист1!$L$3:$L$10</c:f>
+              <c:strCache>
+                <c:ptCount val="8"/>
+                <c:pt idx="0">
+                  <c:v>Время запуска (с)</c:v>
+                </c:pt>
+                <c:pt idx="1">
+                  <c:v>Открытие файла 10МБ (с)</c:v>
+                </c:pt>
+                <c:pt idx="2">
+                  <c:v>Поиск текста (с)</c:v>
+                </c:pt>
+                <c:pt idx="3">
+                  <c:v>Память (МБ)</c:v>
+                </c:pt>
+                <c:pt idx="4">
+                  <c:v>Частота сбоев</c:v>
+                </c:pt>
+                <c:pt idx="5">
+                  <c:v>Восстановление (с)</c:v>
+                </c:pt>
+                <c:pt idx="6">
+                  <c:v>Сохранение данных (%)</c:v>
+                </c:pt>
+                <c:pt idx="7">
+                  <c:v>Лог-файлы (КБ/день)</c:v>
+                </c:pt>
+              </c:strCache>
+            </c:strRef>
+          </c:cat>
+          <c:val>
+            <c:numRef>
+              <c:f>Лист1!$M$3:$M$10</c:f>
+              <c:numCache>
+                <c:formatCode>General</c:formatCode>
+                <c:ptCount val="8"/>
+                <c:pt idx="0">
+                  <c:v>2</c:v>
+                </c:pt>
+                <c:pt idx="1">
+                  <c:v>1.5</c:v>
+                </c:pt>
+                <c:pt idx="2">
+                  <c:v>0.8</c:v>
+                </c:pt>
+                <c:pt idx="3">
+                  <c:v>45</c:v>
+                </c:pt>
+                <c:pt idx="4">
+                  <c:v>0.1</c:v>
+                </c:pt>
+                <c:pt idx="5">
+                  <c:v>3</c:v>
+                </c:pt>
+                <c:pt idx="6">
+                  <c:v>95</c:v>
+                </c:pt>
+                <c:pt idx="7">
+                  <c:v>50</c:v>
+                </c:pt>
+              </c:numCache>
+            </c:numRef>
+          </c:val>
+          <c:extLst>
+            <c:ext xmlns:c16="http://schemas.microsoft.com/office/drawing/2014/chart" uri="{C3380CC4-5D6E-409C-BE32-E72D297353CC}">
+              <c16:uniqueId val="{00000000-2581-4EDB-9F08-3C3BACBEBDA9}"/>
+            </c:ext>
+          </c:extLst>
+        </c:ser>
+        <c:ser>
+          <c:idx val="1"/>
+          <c:order val="1"/>
+          <c:tx>
+            <c:strRef>
+              <c:f>Лист1!$N$2</c:f>
+              <c:strCache>
+                <c:ptCount val="1"/>
+                <c:pt idx="0">
+                  <c:v>Блокнот Windows</c:v>
+                </c:pt>
+              </c:strCache>
+            </c:strRef>
+          </c:tx>
+          <c:spPr>
+            <a:solidFill>
+              <a:schemeClr val="accent2"/>
+            </a:solidFill>
+            <a:ln>
+              <a:noFill/>
+            </a:ln>
+            <a:effectLst/>
+          </c:spPr>
+          <c:invertIfNegative val="0"/>
+          <c:dLbls>
+            <c:spPr>
+              <a:noFill/>
+              <a:ln>
+                <a:noFill/>
+              </a:ln>
+              <a:effectLst/>
+            </c:spPr>
+            <c:txPr>
+              <a:bodyPr rot="0" spcFirstLastPara="1" vertOverflow="ellipsis" vert="horz" wrap="square" lIns="38100" tIns="19050" rIns="38100" bIns="19050" anchor="ctr" anchorCtr="1">
+                <a:spAutoFit/>
+              </a:bodyPr>
+              <a:lstStyle/>
+              <a:p>
+                <a:pPr>
+                  <a:defRPr sz="900" b="0" i="0" u="none" strike="noStrike" kern="1200" baseline="0">
+                    <a:solidFill>
+                      <a:schemeClr val="tx1">
+                        <a:lumMod val="75000"/>
+                        <a:lumOff val="25000"/>
+                      </a:schemeClr>
+                    </a:solidFill>
+                    <a:latin typeface="+mn-lt"/>
+                    <a:ea typeface="+mn-ea"/>
+                    <a:cs typeface="+mn-cs"/>
+                  </a:defRPr>
+                </a:pPr>
+                <a:endParaRPr lang="ru-RU"/>
+              </a:p>
+            </c:txPr>
+            <c:showLegendKey val="0"/>
+            <c:showVal val="1"/>
+            <c:showCatName val="0"/>
+            <c:showSerName val="0"/>
+            <c:showPercent val="0"/>
+            <c:showBubbleSize val="0"/>
+            <c:showLeaderLines val="0"/>
+            <c:extLst>
+              <c:ext xmlns:c15="http://schemas.microsoft.com/office/drawing/2012/chart" uri="{CE6537A1-D6FC-4f65-9D91-7224C49458BB}">
+                <c15:showLeaderLines val="1"/>
+                <c15:leaderLines>
+                  <c:spPr>
+                    <a:ln w="9525" cap="flat" cmpd="sng" algn="ctr">
+                      <a:solidFill>
+                        <a:schemeClr val="tx1">
+                          <a:lumMod val="35000"/>
+                          <a:lumOff val="65000"/>
+                        </a:schemeClr>
+                      </a:solidFill>
+                      <a:round/>
+                    </a:ln>
+                    <a:effectLst/>
+                  </c:spPr>
+                </c15:leaderLines>
+              </c:ext>
+            </c:extLst>
+          </c:dLbls>
+          <c:cat>
+            <c:strRef>
+              <c:f>Лист1!$L$3:$L$10</c:f>
+              <c:strCache>
+                <c:ptCount val="8"/>
+                <c:pt idx="0">
+                  <c:v>Время запуска (с)</c:v>
+                </c:pt>
+                <c:pt idx="1">
+                  <c:v>Открытие файла 10МБ (с)</c:v>
+                </c:pt>
+                <c:pt idx="2">
+                  <c:v>Поиск текста (с)</c:v>
+                </c:pt>
+                <c:pt idx="3">
+                  <c:v>Память (МБ)</c:v>
+                </c:pt>
+                <c:pt idx="4">
+                  <c:v>Частота сбоев</c:v>
+                </c:pt>
+                <c:pt idx="5">
+                  <c:v>Восстановление (с)</c:v>
+                </c:pt>
+                <c:pt idx="6">
+                  <c:v>Сохранение данных (%)</c:v>
+                </c:pt>
+                <c:pt idx="7">
+                  <c:v>Лог-файлы (КБ/день)</c:v>
+                </c:pt>
+              </c:strCache>
+            </c:strRef>
+          </c:cat>
+          <c:val>
+            <c:numRef>
+              <c:f>Лист1!$N$3:$N$10</c:f>
+              <c:numCache>
+                <c:formatCode>General</c:formatCode>
+                <c:ptCount val="8"/>
+                <c:pt idx="0">
+                  <c:v>0.5</c:v>
+                </c:pt>
+                <c:pt idx="1">
+                  <c:v>3</c:v>
+                </c:pt>
+                <c:pt idx="2">
+                  <c:v>2.5</c:v>
+                </c:pt>
+                <c:pt idx="3">
+                  <c:v>20</c:v>
+                </c:pt>
+                <c:pt idx="4">
+                  <c:v>0.05</c:v>
+                </c:pt>
+                <c:pt idx="5">
+                  <c:v>1</c:v>
+                </c:pt>
+                <c:pt idx="6">
+                  <c:v>90</c:v>
+                </c:pt>
+                <c:pt idx="7">
+                  <c:v>5</c:v>
+                </c:pt>
+              </c:numCache>
+            </c:numRef>
+          </c:val>
+          <c:extLst>
+            <c:ext xmlns:c16="http://schemas.microsoft.com/office/drawing/2014/chart" uri="{C3380CC4-5D6E-409C-BE32-E72D297353CC}">
+              <c16:uniqueId val="{00000001-2581-4EDB-9F08-3C3BACBEBDA9}"/>
+            </c:ext>
+          </c:extLst>
+        </c:ser>
+        <c:dLbls>
+          <c:showLegendKey val="0"/>
+          <c:showVal val="0"/>
+          <c:showCatName val="0"/>
+          <c:showSerName val="0"/>
+          <c:showPercent val="0"/>
+          <c:showBubbleSize val="0"/>
+        </c:dLbls>
+        <c:gapWidth val="219"/>
+        <c:overlap val="-27"/>
+        <c:axId val="620601599"/>
+        <c:axId val="620603999"/>
+      </c:barChart>
+      <c:catAx>
+        <c:axId val="620601599"/>
+        <c:scaling>
+          <c:orientation val="minMax"/>
+        </c:scaling>
+        <c:delete val="0"/>
+        <c:axPos val="b"/>
+        <c:title>
+          <c:tx>
+            <c:rich>
+              <a:bodyPr rot="0" spcFirstLastPara="1" vertOverflow="ellipsis" vert="horz" wrap="square" anchor="ctr" anchorCtr="1"/>
+              <a:lstStyle/>
+              <a:p>
+                <a:pPr>
+                  <a:defRPr sz="1000" b="0" i="0" u="none" strike="noStrike" kern="1200" baseline="0">
+                    <a:solidFill>
+                      <a:schemeClr val="tx1">
+                        <a:lumMod val="65000"/>
+                        <a:lumOff val="35000"/>
+                      </a:schemeClr>
+                    </a:solidFill>
+                    <a:latin typeface="+mn-lt"/>
+                    <a:ea typeface="+mn-ea"/>
+                    <a:cs typeface="+mn-cs"/>
+                  </a:defRPr>
+                </a:pPr>
+                <a:r>
+                  <a:rPr lang="ru-RU" sz="1000" b="0" i="0" u="none" strike="noStrike" baseline="0"/>
+                  <a:t>Метрики</a:t>
+                </a:r>
+                <a:endParaRPr lang="ru-RU"/>
+              </a:p>
+            </c:rich>
+          </c:tx>
+          <c:overlay val="0"/>
+          <c:spPr>
+            <a:noFill/>
+            <a:ln>
+              <a:noFill/>
+            </a:ln>
+            <a:effectLst/>
+          </c:spPr>
+          <c:txPr>
+            <a:bodyPr rot="0" spcFirstLastPara="1" vertOverflow="ellipsis" vert="horz" wrap="square" anchor="ctr" anchorCtr="1"/>
+            <a:lstStyle/>
+            <a:p>
+              <a:pPr>
+                <a:defRPr sz="1000" b="0" i="0" u="none" strike="noStrike" kern="1200" baseline="0">
+                  <a:solidFill>
+                    <a:schemeClr val="tx1">
+                      <a:lumMod val="65000"/>
+                      <a:lumOff val="35000"/>
+                    </a:schemeClr>
+                  </a:solidFill>
+                  <a:latin typeface="+mn-lt"/>
+                  <a:ea typeface="+mn-ea"/>
+                  <a:cs typeface="+mn-cs"/>
+                </a:defRPr>
+              </a:pPr>
+              <a:endParaRPr lang="ru-RU"/>
+            </a:p>
+          </c:txPr>
+        </c:title>
+        <c:numFmt formatCode="General" sourceLinked="1"/>
+        <c:majorTickMark val="none"/>
+        <c:minorTickMark val="none"/>
+        <c:tickLblPos val="nextTo"/>
+        <c:spPr>
+          <a:noFill/>
+          <a:ln w="9525" cap="flat" cmpd="sng" algn="ctr">
+            <a:solidFill>
+              <a:schemeClr val="tx1">
+                <a:lumMod val="15000"/>
+                <a:lumOff val="85000"/>
+              </a:schemeClr>
+            </a:solidFill>
+            <a:round/>
+          </a:ln>
+          <a:effectLst/>
+        </c:spPr>
+        <c:txPr>
+          <a:bodyPr rot="-60000000" spcFirstLastPara="1" vertOverflow="ellipsis" vert="horz" wrap="square" anchor="ctr" anchorCtr="1"/>
+          <a:lstStyle/>
+          <a:p>
+            <a:pPr>
+              <a:defRPr sz="900" b="0" i="0" u="none" strike="noStrike" kern="1200" baseline="0">
+                <a:solidFill>
+                  <a:schemeClr val="tx1">
+                    <a:lumMod val="65000"/>
+                    <a:lumOff val="35000"/>
+                  </a:schemeClr>
+                </a:solidFill>
+                <a:latin typeface="+mn-lt"/>
+                <a:ea typeface="+mn-ea"/>
+                <a:cs typeface="+mn-cs"/>
+              </a:defRPr>
+            </a:pPr>
+            <a:endParaRPr lang="ru-RU"/>
+          </a:p>
+        </c:txPr>
+        <c:crossAx val="620603999"/>
+        <c:crosses val="autoZero"/>
+        <c:auto val="1"/>
+        <c:lblAlgn val="ctr"/>
+        <c:lblOffset val="100"/>
+        <c:noMultiLvlLbl val="0"/>
+      </c:catAx>
+      <c:valAx>
+        <c:axId val="620603999"/>
+        <c:scaling>
+          <c:orientation val="minMax"/>
+        </c:scaling>
+        <c:delete val="0"/>
+        <c:axPos val="l"/>
+        <c:majorGridlines>
+          <c:spPr>
+            <a:ln w="9525" cap="flat" cmpd="sng" algn="ctr">
+              <a:solidFill>
+                <a:schemeClr val="tx1">
+                  <a:lumMod val="15000"/>
+                  <a:lumOff val="85000"/>
+                </a:schemeClr>
+              </a:solidFill>
+              <a:round/>
+            </a:ln>
+            <a:effectLst/>
+          </c:spPr>
+        </c:majorGridlines>
+        <c:title>
+          <c:tx>
+            <c:rich>
+              <a:bodyPr rot="-5400000" spcFirstLastPara="1" vertOverflow="ellipsis" vert="horz" wrap="square" anchor="ctr" anchorCtr="1"/>
+              <a:lstStyle/>
+              <a:p>
+                <a:pPr>
+                  <a:defRPr sz="1000" b="0" i="0" u="none" strike="noStrike" kern="1200" baseline="0">
+                    <a:solidFill>
+                      <a:schemeClr val="tx1">
+                        <a:lumMod val="65000"/>
+                        <a:lumOff val="35000"/>
+                      </a:schemeClr>
+                    </a:solidFill>
+                    <a:latin typeface="+mn-lt"/>
+                    <a:ea typeface="+mn-ea"/>
+                    <a:cs typeface="+mn-cs"/>
+                  </a:defRPr>
+                </a:pPr>
+                <a:r>
+                  <a:rPr lang="ru-RU" sz="1000" b="0" i="0" u="none" strike="noStrike" baseline="0"/>
+                  <a:t>Значение</a:t>
+                </a:r>
+                <a:endParaRPr lang="ru-RU"/>
+              </a:p>
+            </c:rich>
+          </c:tx>
+          <c:overlay val="0"/>
+          <c:spPr>
+            <a:noFill/>
+            <a:ln>
+              <a:noFill/>
+            </a:ln>
+            <a:effectLst/>
+          </c:spPr>
+          <c:txPr>
+            <a:bodyPr rot="-5400000" spcFirstLastPara="1" vertOverflow="ellipsis" vert="horz" wrap="square" anchor="ctr" anchorCtr="1"/>
+            <a:lstStyle/>
+            <a:p>
+              <a:pPr>
+                <a:defRPr sz="1000" b="0" i="0" u="none" strike="noStrike" kern="1200" baseline="0">
+                  <a:solidFill>
+                    <a:schemeClr val="tx1">
+                      <a:lumMod val="65000"/>
+                      <a:lumOff val="35000"/>
+                    </a:schemeClr>
+                  </a:solidFill>
+                  <a:latin typeface="+mn-lt"/>
+                  <a:ea typeface="+mn-ea"/>
+                  <a:cs typeface="+mn-cs"/>
+                </a:defRPr>
+              </a:pPr>
+              <a:endParaRPr lang="ru-RU"/>
+            </a:p>
+          </c:txPr>
+        </c:title>
+        <c:numFmt formatCode="General" sourceLinked="1"/>
+        <c:majorTickMark val="none"/>
+        <c:minorTickMark val="none"/>
+        <c:tickLblPos val="nextTo"/>
+        <c:spPr>
+          <a:noFill/>
+          <a:ln>
+            <a:noFill/>
+          </a:ln>
+          <a:effectLst/>
+        </c:spPr>
+        <c:txPr>
+          <a:bodyPr rot="-60000000" spcFirstLastPara="1" vertOverflow="ellipsis" vert="horz" wrap="square" anchor="ctr" anchorCtr="1"/>
+          <a:lstStyle/>
+          <a:p>
+            <a:pPr>
+              <a:defRPr sz="900" b="0" i="0" u="none" strike="noStrike" kern="1200" baseline="0">
+                <a:solidFill>
+                  <a:schemeClr val="tx1">
+                    <a:lumMod val="65000"/>
+                    <a:lumOff val="35000"/>
+                  </a:schemeClr>
+                </a:solidFill>
+                <a:latin typeface="+mn-lt"/>
+                <a:ea typeface="+mn-ea"/>
+                <a:cs typeface="+mn-cs"/>
+              </a:defRPr>
+            </a:pPr>
+            <a:endParaRPr lang="ru-RU"/>
+          </a:p>
+        </c:txPr>
+        <c:crossAx val="620601599"/>
+        <c:crosses val="autoZero"/>
+        <c:crossBetween val="between"/>
+      </c:valAx>
+      <c:spPr>
+        <a:noFill/>
+        <a:ln>
+          <a:noFill/>
+        </a:ln>
+        <a:effectLst/>
+      </c:spPr>
+    </c:plotArea>
+    <c:legend>
+      <c:legendPos val="b"/>
+      <c:overlay val="0"/>
+      <c:spPr>
+        <a:noFill/>
+        <a:ln>
+          <a:noFill/>
+        </a:ln>
+        <a:effectLst/>
+      </c:spPr>
+      <c:txPr>
+        <a:bodyPr rot="0" spcFirstLastPara="1" vertOverflow="ellipsis" vert="horz" wrap="square" anchor="ctr" anchorCtr="1"/>
+        <a:lstStyle/>
+        <a:p>
+          <a:pPr>
+            <a:defRPr sz="900" b="0" i="0" u="none" strike="noStrike" kern="1200" baseline="0">
+              <a:solidFill>
+                <a:schemeClr val="tx1">
+                  <a:lumMod val="65000"/>
+                  <a:lumOff val="35000"/>
+                </a:schemeClr>
+              </a:solidFill>
+              <a:latin typeface="+mn-lt"/>
+              <a:ea typeface="+mn-ea"/>
+              <a:cs typeface="+mn-cs"/>
+            </a:defRPr>
+          </a:pPr>
+          <a:endParaRPr lang="ru-RU"/>
+        </a:p>
+      </c:txPr>
+    </c:legend>
+    <c:plotVisOnly val="1"/>
+    <c:dispBlanksAs val="gap"/>
+    <c:extLst>
+      <c:ext xmlns:c16r3="http://schemas.microsoft.com/office/drawing/2017/03/chart" uri="{56B9EC1D-385E-4148-901F-78D8002777C0}">
+        <c16r3:dataDisplayOptions16>
+          <c16r3:dispNaAsBlank val="1"/>
+        </c16r3:dataDisplayOptions16>
+      </c:ext>
+    </c:extLst>
+    <c:showDLblsOverMax val="0"/>
+  </c:chart>
+  <c:spPr>
+    <a:solidFill>
+      <a:schemeClr val="bg1"/>
+    </a:solidFill>
+    <a:ln w="9525" cap="flat" cmpd="sng" algn="ctr">
+      <a:solidFill>
+        <a:schemeClr val="tx1">
+          <a:lumMod val="15000"/>
+          <a:lumOff val="85000"/>
+        </a:schemeClr>
+      </a:solidFill>
+      <a:round/>
+    </a:ln>
+    <a:effectLst/>
+  </c:spPr>
+  <c:txPr>
+    <a:bodyPr/>
+    <a:lstStyle/>
+    <a:p>
+      <a:pPr>
+        <a:defRPr/>
+      </a:pPr>
+      <a:endParaRPr lang="ru-RU"/>
+    </a:p>
+  </c:txPr>
+  <c:externalData r:id="rId3">
+    <c:autoUpdate val="0"/>
+  </c:externalData>
+</c:chartSpace>
+</file>
+
+<file path=word/charts/chart2.xml><?xml version="1.0" encoding="utf-8"?>
+<c:chartSpace xmlns:c="http://schemas.openxmlformats.org/drawingml/2006/chart" xmlns:a="http://schemas.openxmlformats.org/drawingml/2006/main" xmlns:r="http://schemas.openxmlformats.org/officeDocument/2006/relationships" xmlns:c16r2="http://schemas.microsoft.com/office/drawing/2015/06/chart">
+  <c:date1904 val="0"/>
+  <c:lang val="ru-RU"/>
+  <c:roundedCorners val="0"/>
+  <mc:AlternateContent xmlns:mc="http://schemas.openxmlformats.org/markup-compatibility/2006">
+    <mc:Choice xmlns:c14="http://schemas.microsoft.com/office/drawing/2007/8/2/chart" Requires="c14">
+      <c14:style val="102"/>
+    </mc:Choice>
+    <mc:Fallback>
+      <c:style val="2"/>
+    </mc:Fallback>
+  </mc:AlternateContent>
+  <c:chart>
+    <c:title>
+      <c:tx>
+        <c:rich>
+          <a:bodyPr rot="0" spcFirstLastPara="1" vertOverflow="ellipsis" vert="horz" wrap="square" anchor="ctr" anchorCtr="1"/>
+          <a:lstStyle/>
+          <a:p>
+            <a:pPr>
+              <a:defRPr sz="1400" b="0" i="0" u="none" strike="noStrike" kern="1200" spc="0" baseline="0">
+                <a:solidFill>
+                  <a:schemeClr val="tx1">
+                    <a:lumMod val="65000"/>
+                    <a:lumOff val="35000"/>
+                  </a:schemeClr>
+                </a:solidFill>
+                <a:latin typeface="+mn-lt"/>
+                <a:ea typeface="+mn-ea"/>
+                <a:cs typeface="+mn-cs"/>
+              </a:defRPr>
+            </a:pPr>
+            <a:r>
+              <a:rPr lang="ru-RU" sz="1400" b="0" i="0" u="none" strike="noStrike" baseline="0"/>
+              <a:t>Сравнение характеристик качества</a:t>
+            </a:r>
+            <a:endParaRPr lang="ru-RU"/>
+          </a:p>
+        </c:rich>
+      </c:tx>
+      <c:overlay val="0"/>
+      <c:spPr>
+        <a:noFill/>
+        <a:ln>
+          <a:noFill/>
+        </a:ln>
+        <a:effectLst/>
+      </c:spPr>
+      <c:txPr>
+        <a:bodyPr rot="0" spcFirstLastPara="1" vertOverflow="ellipsis" vert="horz" wrap="square" anchor="ctr" anchorCtr="1"/>
+        <a:lstStyle/>
+        <a:p>
+          <a:pPr>
+            <a:defRPr sz="1400" b="0" i="0" u="none" strike="noStrike" kern="1200" spc="0" baseline="0">
+              <a:solidFill>
+                <a:schemeClr val="tx1">
+                  <a:lumMod val="65000"/>
+                  <a:lumOff val="35000"/>
+                </a:schemeClr>
+              </a:solidFill>
+              <a:latin typeface="+mn-lt"/>
+              <a:ea typeface="+mn-ea"/>
+              <a:cs typeface="+mn-cs"/>
+            </a:defRPr>
+          </a:pPr>
+          <a:endParaRPr lang="ru-RU"/>
+        </a:p>
+      </c:txPr>
+    </c:title>
+    <c:autoTitleDeleted val="0"/>
+    <c:plotArea>
+      <c:layout/>
+      <c:radarChart>
+        <c:radarStyle val="marker"/>
+        <c:varyColors val="0"/>
+        <c:ser>
+          <c:idx val="0"/>
+          <c:order val="0"/>
+          <c:tx>
+            <c:strRef>
+              <c:f>Лист1!$Z$2</c:f>
+              <c:strCache>
+                <c:ptCount val="1"/>
+                <c:pt idx="0">
+                  <c:v>Notepad++</c:v>
+                </c:pt>
+              </c:strCache>
+            </c:strRef>
+          </c:tx>
+          <c:spPr>
+            <a:ln w="28575" cap="rnd">
+              <a:solidFill>
+                <a:schemeClr val="accent1"/>
+              </a:solidFill>
+              <a:round/>
+            </a:ln>
+            <a:effectLst/>
+          </c:spPr>
+          <c:marker>
+            <c:symbol val="circle"/>
+            <c:size val="5"/>
+            <c:spPr>
+              <a:solidFill>
+                <a:schemeClr val="accent1"/>
+              </a:solidFill>
+              <a:ln w="9525">
+                <a:solidFill>
+                  <a:schemeClr val="accent1"/>
+                </a:solidFill>
+              </a:ln>
+              <a:effectLst/>
+            </c:spPr>
+          </c:marker>
+          <c:cat>
+            <c:strRef>
+              <c:f>Лист1!$Y$3:$Y$6</c:f>
+              <c:strCache>
+                <c:ptCount val="4"/>
+                <c:pt idx="0">
+                  <c:v>Производительность</c:v>
+                </c:pt>
+                <c:pt idx="1">
+                  <c:v>Надежность</c:v>
+                </c:pt>
+                <c:pt idx="2">
+                  <c:v>Сопровождаемость</c:v>
+                </c:pt>
+                <c:pt idx="3">
+                  <c:v>Переносимость</c:v>
+                </c:pt>
+              </c:strCache>
+            </c:strRef>
+          </c:cat>
+          <c:val>
+            <c:numRef>
+              <c:f>Лист1!$Z$3:$Z$6</c:f>
+              <c:numCache>
+                <c:formatCode>General</c:formatCode>
+                <c:ptCount val="4"/>
+                <c:pt idx="0">
+                  <c:v>75</c:v>
+                </c:pt>
+                <c:pt idx="1">
+                  <c:v>80</c:v>
+                </c:pt>
+                <c:pt idx="2">
+                  <c:v>90</c:v>
+                </c:pt>
+                <c:pt idx="3">
+                  <c:v>50</c:v>
+                </c:pt>
+              </c:numCache>
+            </c:numRef>
+          </c:val>
+          <c:extLst>
+            <c:ext xmlns:c16="http://schemas.microsoft.com/office/drawing/2014/chart" uri="{C3380CC4-5D6E-409C-BE32-E72D297353CC}">
+              <c16:uniqueId val="{00000000-4262-41AA-96D1-877E1632F30D}"/>
+            </c:ext>
+          </c:extLst>
+        </c:ser>
+        <c:ser>
+          <c:idx val="1"/>
+          <c:order val="1"/>
+          <c:tx>
+            <c:strRef>
+              <c:f>Лист1!$AA$2</c:f>
+              <c:strCache>
+                <c:ptCount val="1"/>
+                <c:pt idx="0">
+                  <c:v>Блокнот Windows</c:v>
+                </c:pt>
+              </c:strCache>
+            </c:strRef>
+          </c:tx>
+          <c:spPr>
+            <a:ln w="28575" cap="rnd">
+              <a:solidFill>
+                <a:schemeClr val="accent2"/>
+              </a:solidFill>
+              <a:round/>
+            </a:ln>
+            <a:effectLst/>
+          </c:spPr>
+          <c:marker>
+            <c:symbol val="circle"/>
+            <c:size val="5"/>
+            <c:spPr>
+              <a:solidFill>
+                <a:schemeClr val="accent2"/>
+              </a:solidFill>
+              <a:ln w="9525">
+                <a:solidFill>
+                  <a:schemeClr val="accent2"/>
+                </a:solidFill>
+              </a:ln>
+              <a:effectLst/>
+            </c:spPr>
+          </c:marker>
+          <c:cat>
+            <c:strRef>
+              <c:f>Лист1!$Y$3:$Y$6</c:f>
+              <c:strCache>
+                <c:ptCount val="4"/>
+                <c:pt idx="0">
+                  <c:v>Производительность</c:v>
+                </c:pt>
+                <c:pt idx="1">
+                  <c:v>Надежность</c:v>
+                </c:pt>
+                <c:pt idx="2">
+                  <c:v>Сопровождаемость</c:v>
+                </c:pt>
+                <c:pt idx="3">
+                  <c:v>Переносимость</c:v>
+                </c:pt>
+              </c:strCache>
+            </c:strRef>
+          </c:cat>
+          <c:val>
+            <c:numRef>
+              <c:f>Лист1!$AA$3:$AA$6</c:f>
+              <c:numCache>
+                <c:formatCode>General</c:formatCode>
+                <c:ptCount val="4"/>
+                <c:pt idx="0">
+                  <c:v>60</c:v>
+                </c:pt>
+                <c:pt idx="1">
+                  <c:v>85</c:v>
+                </c:pt>
+                <c:pt idx="2">
+                  <c:v>40</c:v>
+                </c:pt>
+                <c:pt idx="3">
+                  <c:v>95</c:v>
+                </c:pt>
+              </c:numCache>
+            </c:numRef>
+          </c:val>
+          <c:extLst>
+            <c:ext xmlns:c16="http://schemas.microsoft.com/office/drawing/2014/chart" uri="{C3380CC4-5D6E-409C-BE32-E72D297353CC}">
+              <c16:uniqueId val="{00000001-4262-41AA-96D1-877E1632F30D}"/>
+            </c:ext>
+          </c:extLst>
+        </c:ser>
+        <c:dLbls>
+          <c:showLegendKey val="0"/>
+          <c:showVal val="0"/>
+          <c:showCatName val="0"/>
+          <c:showSerName val="0"/>
+          <c:showPercent val="0"/>
+          <c:showBubbleSize val="0"/>
+        </c:dLbls>
+        <c:axId val="884925487"/>
+        <c:axId val="884918767"/>
+      </c:radarChart>
+      <c:catAx>
+        <c:axId val="884925487"/>
+        <c:scaling>
+          <c:orientation val="minMax"/>
+        </c:scaling>
+        <c:delete val="0"/>
+        <c:axPos val="b"/>
+        <c:numFmt formatCode="General" sourceLinked="1"/>
+        <c:majorTickMark val="none"/>
+        <c:minorTickMark val="none"/>
+        <c:tickLblPos val="nextTo"/>
+        <c:spPr>
+          <a:noFill/>
+          <a:ln w="9525" cap="flat" cmpd="sng" algn="ctr">
+            <a:solidFill>
+              <a:schemeClr val="tx1">
+                <a:lumMod val="15000"/>
+                <a:lumOff val="85000"/>
+              </a:schemeClr>
+            </a:solidFill>
+            <a:round/>
+          </a:ln>
+          <a:effectLst/>
+        </c:spPr>
+        <c:txPr>
+          <a:bodyPr rot="-60000000" spcFirstLastPara="1" vertOverflow="ellipsis" vert="horz" wrap="square" anchor="ctr" anchorCtr="1"/>
+          <a:lstStyle/>
+          <a:p>
+            <a:pPr>
+              <a:defRPr sz="900" b="0" i="0" u="none" strike="noStrike" kern="1200" baseline="0">
+                <a:solidFill>
+                  <a:schemeClr val="tx1">
+                    <a:lumMod val="65000"/>
+                    <a:lumOff val="35000"/>
+                  </a:schemeClr>
+                </a:solidFill>
+                <a:latin typeface="+mn-lt"/>
+                <a:ea typeface="+mn-ea"/>
+                <a:cs typeface="+mn-cs"/>
+              </a:defRPr>
+            </a:pPr>
+            <a:endParaRPr lang="ru-RU"/>
+          </a:p>
+        </c:txPr>
+        <c:crossAx val="884918767"/>
+        <c:crosses val="autoZero"/>
+        <c:auto val="1"/>
+        <c:lblAlgn val="ctr"/>
+        <c:lblOffset val="100"/>
+        <c:noMultiLvlLbl val="0"/>
+      </c:catAx>
+      <c:valAx>
+        <c:axId val="884918767"/>
+        <c:scaling>
+          <c:orientation val="minMax"/>
+        </c:scaling>
+        <c:delete val="0"/>
+        <c:axPos val="l"/>
+        <c:majorGridlines>
+          <c:spPr>
+            <a:ln w="9525" cap="flat" cmpd="sng" algn="ctr">
+              <a:solidFill>
+                <a:schemeClr val="tx1">
+                  <a:lumMod val="15000"/>
+                  <a:lumOff val="85000"/>
+                </a:schemeClr>
+              </a:solidFill>
+              <a:round/>
+            </a:ln>
+            <a:effectLst/>
+          </c:spPr>
+        </c:majorGridlines>
+        <c:numFmt formatCode="General" sourceLinked="1"/>
+        <c:majorTickMark val="none"/>
+        <c:minorTickMark val="none"/>
+        <c:tickLblPos val="nextTo"/>
+        <c:spPr>
+          <a:noFill/>
+          <a:ln>
+            <a:noFill/>
+          </a:ln>
+          <a:effectLst/>
+        </c:spPr>
+        <c:txPr>
+          <a:bodyPr rot="-60000000" spcFirstLastPara="1" vertOverflow="ellipsis" vert="horz" wrap="square" anchor="ctr" anchorCtr="1"/>
+          <a:lstStyle/>
+          <a:p>
+            <a:pPr>
+              <a:defRPr sz="900" b="0" i="0" u="none" strike="noStrike" kern="1200" baseline="0">
+                <a:solidFill>
+                  <a:schemeClr val="tx1">
+                    <a:lumMod val="65000"/>
+                    <a:lumOff val="35000"/>
+                  </a:schemeClr>
+                </a:solidFill>
+                <a:latin typeface="+mn-lt"/>
+                <a:ea typeface="+mn-ea"/>
+                <a:cs typeface="+mn-cs"/>
+              </a:defRPr>
+            </a:pPr>
+            <a:endParaRPr lang="ru-RU"/>
+          </a:p>
+        </c:txPr>
+        <c:crossAx val="884925487"/>
+        <c:crosses val="autoZero"/>
+        <c:crossBetween val="between"/>
+      </c:valAx>
+      <c:spPr>
+        <a:noFill/>
+        <a:ln>
+          <a:noFill/>
+        </a:ln>
+        <a:effectLst/>
+      </c:spPr>
+    </c:plotArea>
+    <c:legend>
+      <c:legendPos val="t"/>
+      <c:overlay val="0"/>
+      <c:spPr>
+        <a:noFill/>
+        <a:ln>
+          <a:noFill/>
+        </a:ln>
+        <a:effectLst/>
+      </c:spPr>
+      <c:txPr>
+        <a:bodyPr rot="0" spcFirstLastPara="1" vertOverflow="ellipsis" vert="horz" wrap="square" anchor="ctr" anchorCtr="1"/>
+        <a:lstStyle/>
+        <a:p>
+          <a:pPr>
+            <a:defRPr sz="900" b="0" i="0" u="none" strike="noStrike" kern="1200" baseline="0">
+              <a:solidFill>
+                <a:schemeClr val="tx1">
+                  <a:lumMod val="65000"/>
+                  <a:lumOff val="35000"/>
+                </a:schemeClr>
+              </a:solidFill>
+              <a:latin typeface="+mn-lt"/>
+              <a:ea typeface="+mn-ea"/>
+              <a:cs typeface="+mn-cs"/>
+            </a:defRPr>
+          </a:pPr>
+          <a:endParaRPr lang="ru-RU"/>
+        </a:p>
+      </c:txPr>
+    </c:legend>
+    <c:plotVisOnly val="1"/>
+    <c:dispBlanksAs val="gap"/>
+    <c:extLst>
+      <c:ext xmlns:c16r3="http://schemas.microsoft.com/office/drawing/2017/03/chart" uri="{56B9EC1D-385E-4148-901F-78D8002777C0}">
+        <c16r3:dataDisplayOptions16>
+          <c16r3:dispNaAsBlank val="1"/>
+        </c16r3:dataDisplayOptions16>
+      </c:ext>
+    </c:extLst>
+    <c:showDLblsOverMax val="0"/>
+  </c:chart>
+  <c:spPr>
+    <a:solidFill>
+      <a:schemeClr val="bg1"/>
+    </a:solidFill>
+    <a:ln w="9525" cap="flat" cmpd="sng" algn="ctr">
+      <a:solidFill>
+        <a:schemeClr val="tx1">
+          <a:lumMod val="15000"/>
+          <a:lumOff val="85000"/>
+        </a:schemeClr>
+      </a:solidFill>
+      <a:round/>
+    </a:ln>
+    <a:effectLst/>
+  </c:spPr>
+  <c:txPr>
+    <a:bodyPr/>
+    <a:lstStyle/>
+    <a:p>
+      <a:pPr>
+        <a:defRPr/>
+      </a:pPr>
+      <a:endParaRPr lang="ru-RU"/>
+    </a:p>
+  </c:txPr>
+  <c:externalData r:id="rId3">
+    <c:autoUpdate val="0"/>
+  </c:externalData>
+</c:chartSpace>
+</file>
+
+<file path=word/charts/chart3.xml><?xml version="1.0" encoding="utf-8"?>
+<c:chartSpace xmlns:c="http://schemas.openxmlformats.org/drawingml/2006/chart" xmlns:a="http://schemas.openxmlformats.org/drawingml/2006/main" xmlns:r="http://schemas.openxmlformats.org/officeDocument/2006/relationships" xmlns:c16r2="http://schemas.microsoft.com/office/drawing/2015/06/chart">
+  <c:date1904 val="0"/>
+  <c:lang val="ru-RU"/>
+  <c:roundedCorners val="0"/>
+  <mc:AlternateContent xmlns:mc="http://schemas.openxmlformats.org/markup-compatibility/2006">
+    <mc:Choice xmlns:c14="http://schemas.microsoft.com/office/drawing/2007/8/2/chart" Requires="c14">
+      <c14:style val="102"/>
+    </mc:Choice>
+    <mc:Fallback>
+      <c:style val="2"/>
+    </mc:Fallback>
+  </mc:AlternateContent>
+  <c:chart>
+    <c:title>
+      <c:tx>
+        <c:rich>
+          <a:bodyPr rot="0" spcFirstLastPara="1" vertOverflow="ellipsis" vert="horz" wrap="square" anchor="ctr" anchorCtr="1"/>
+          <a:lstStyle/>
+          <a:p>
+            <a:pPr>
+              <a:defRPr sz="1400" b="0" i="0" u="none" strike="noStrike" kern="1200" spc="0" baseline="0">
+                <a:solidFill>
+                  <a:schemeClr val="tx1">
+                    <a:lumMod val="65000"/>
+                    <a:lumOff val="35000"/>
+                  </a:schemeClr>
+                </a:solidFill>
+                <a:latin typeface="+mn-lt"/>
+                <a:ea typeface="+mn-ea"/>
+                <a:cs typeface="+mn-cs"/>
+              </a:defRPr>
+            </a:pPr>
+            <a:r>
+              <a:rPr lang="ru-RU"/>
+              <a:t>Качественные характеристики качества</a:t>
+            </a:r>
+          </a:p>
+        </c:rich>
+      </c:tx>
+      <c:overlay val="0"/>
+      <c:spPr>
+        <a:noFill/>
+        <a:ln>
+          <a:noFill/>
+        </a:ln>
+        <a:effectLst/>
+      </c:spPr>
+      <c:txPr>
+        <a:bodyPr rot="0" spcFirstLastPara="1" vertOverflow="ellipsis" vert="horz" wrap="square" anchor="ctr" anchorCtr="1"/>
+        <a:lstStyle/>
+        <a:p>
+          <a:pPr>
+            <a:defRPr sz="1400" b="0" i="0" u="none" strike="noStrike" kern="1200" spc="0" baseline="0">
+              <a:solidFill>
+                <a:schemeClr val="tx1">
+                  <a:lumMod val="65000"/>
+                  <a:lumOff val="35000"/>
+                </a:schemeClr>
+              </a:solidFill>
+              <a:latin typeface="+mn-lt"/>
+              <a:ea typeface="+mn-ea"/>
+              <a:cs typeface="+mn-cs"/>
+            </a:defRPr>
+          </a:pPr>
+          <a:endParaRPr lang="ru-RU"/>
+        </a:p>
+      </c:txPr>
+    </c:title>
+    <c:autoTitleDeleted val="0"/>
+    <c:plotArea>
+      <c:layout/>
+      <c:barChart>
+        <c:barDir val="col"/>
+        <c:grouping val="clustered"/>
+        <c:varyColors val="0"/>
+        <c:ser>
+          <c:idx val="0"/>
+          <c:order val="0"/>
+          <c:tx>
+            <c:strRef>
+              <c:f>Лист1!$F$49</c:f>
+              <c:strCache>
+                <c:ptCount val="1"/>
+                <c:pt idx="0">
+                  <c:v>Notepad++</c:v>
+                </c:pt>
+              </c:strCache>
+            </c:strRef>
+          </c:tx>
+          <c:spPr>
+            <a:solidFill>
+              <a:schemeClr val="accent1"/>
+            </a:solidFill>
+            <a:ln>
+              <a:noFill/>
+            </a:ln>
+            <a:effectLst/>
+          </c:spPr>
+          <c:invertIfNegative val="0"/>
+          <c:cat>
+            <c:strRef>
+              <c:f>Лист1!$E$50:$E$56</c:f>
+              <c:strCache>
+                <c:ptCount val="7"/>
+                <c:pt idx="0">
+                  <c:v>Функциональная пригодность</c:v>
+                </c:pt>
+                <c:pt idx="1">
+                  <c:v>Удобство использования</c:v>
+                </c:pt>
+                <c:pt idx="2">
+                  <c:v>Совместимость</c:v>
+                </c:pt>
+                <c:pt idx="3">
+                  <c:v>Безопасность</c:v>
+                </c:pt>
+                <c:pt idx="4">
+                  <c:v>Сопровождаемость</c:v>
+                </c:pt>
+                <c:pt idx="5">
+                  <c:v>Переносимость</c:v>
+                </c:pt>
+                <c:pt idx="6">
+                  <c:v>Общая оценка</c:v>
+                </c:pt>
+              </c:strCache>
+            </c:strRef>
+          </c:cat>
+          <c:val>
+            <c:numRef>
+              <c:f>Лист1!$F$50:$F$56</c:f>
+              <c:numCache>
+                <c:formatCode>General</c:formatCode>
+                <c:ptCount val="7"/>
+                <c:pt idx="0">
+                  <c:v>5</c:v>
+                </c:pt>
+                <c:pt idx="1">
+                  <c:v>4.2</c:v>
+                </c:pt>
+                <c:pt idx="2">
+                  <c:v>5</c:v>
+                </c:pt>
+                <c:pt idx="3">
+                  <c:v>4</c:v>
+                </c:pt>
+                <c:pt idx="4">
+                  <c:v>4.5</c:v>
+                </c:pt>
+                <c:pt idx="5">
+                  <c:v>4.333333333333333</c:v>
+                </c:pt>
+                <c:pt idx="6">
+                  <c:v>4.5055555555555555</c:v>
+                </c:pt>
+              </c:numCache>
+            </c:numRef>
+          </c:val>
+          <c:extLst>
+            <c:ext xmlns:c16="http://schemas.microsoft.com/office/drawing/2014/chart" uri="{C3380CC4-5D6E-409C-BE32-E72D297353CC}">
+              <c16:uniqueId val="{00000000-BD3D-4C75-952B-0149EF5A7513}"/>
+            </c:ext>
+          </c:extLst>
+        </c:ser>
+        <c:ser>
+          <c:idx val="1"/>
+          <c:order val="1"/>
+          <c:tx>
+            <c:strRef>
+              <c:f>Лист1!$G$49</c:f>
+              <c:strCache>
+                <c:ptCount val="1"/>
+                <c:pt idx="0">
+                  <c:v>Блокнот Windows</c:v>
+                </c:pt>
+              </c:strCache>
+            </c:strRef>
+          </c:tx>
+          <c:spPr>
+            <a:solidFill>
+              <a:schemeClr val="accent2"/>
+            </a:solidFill>
+            <a:ln>
+              <a:noFill/>
+            </a:ln>
+            <a:effectLst/>
+          </c:spPr>
+          <c:invertIfNegative val="0"/>
+          <c:cat>
+            <c:strRef>
+              <c:f>Лист1!$E$50:$E$56</c:f>
+              <c:strCache>
+                <c:ptCount val="7"/>
+                <c:pt idx="0">
+                  <c:v>Функциональная пригодность</c:v>
+                </c:pt>
+                <c:pt idx="1">
+                  <c:v>Удобство использования</c:v>
+                </c:pt>
+                <c:pt idx="2">
+                  <c:v>Совместимость</c:v>
+                </c:pt>
+                <c:pt idx="3">
+                  <c:v>Безопасность</c:v>
+                </c:pt>
+                <c:pt idx="4">
+                  <c:v>Сопровождаемость</c:v>
+                </c:pt>
+                <c:pt idx="5">
+                  <c:v>Переносимость</c:v>
+                </c:pt>
+                <c:pt idx="6">
+                  <c:v>Общая оценка</c:v>
+                </c:pt>
+              </c:strCache>
+            </c:strRef>
+          </c:cat>
+          <c:val>
+            <c:numRef>
+              <c:f>Лист1!$G$50:$G$56</c:f>
+              <c:numCache>
+                <c:formatCode>General</c:formatCode>
+                <c:ptCount val="7"/>
+                <c:pt idx="0">
+                  <c:v>4</c:v>
+                </c:pt>
+                <c:pt idx="1">
+                  <c:v>4.2</c:v>
+                </c:pt>
+                <c:pt idx="2">
+                  <c:v>4.5</c:v>
+                </c:pt>
+                <c:pt idx="3">
+                  <c:v>4</c:v>
+                </c:pt>
+                <c:pt idx="4">
+                  <c:v>1.25</c:v>
+                </c:pt>
+                <c:pt idx="5">
+                  <c:v>4</c:v>
+                </c:pt>
+                <c:pt idx="6">
+                  <c:v>3.6583333333333332</c:v>
+                </c:pt>
+              </c:numCache>
+            </c:numRef>
+          </c:val>
+          <c:extLst>
+            <c:ext xmlns:c16="http://schemas.microsoft.com/office/drawing/2014/chart" uri="{C3380CC4-5D6E-409C-BE32-E72D297353CC}">
+              <c16:uniqueId val="{00000001-BD3D-4C75-952B-0149EF5A7513}"/>
+            </c:ext>
+          </c:extLst>
+        </c:ser>
+        <c:dLbls>
+          <c:showLegendKey val="0"/>
+          <c:showVal val="0"/>
+          <c:showCatName val="0"/>
+          <c:showSerName val="0"/>
+          <c:showPercent val="0"/>
+          <c:showBubbleSize val="0"/>
+        </c:dLbls>
+        <c:gapWidth val="219"/>
+        <c:overlap val="-27"/>
+        <c:axId val="124085040"/>
+        <c:axId val="124085456"/>
+      </c:barChart>
+      <c:catAx>
+        <c:axId val="124085040"/>
+        <c:scaling>
+          <c:orientation val="minMax"/>
+        </c:scaling>
+        <c:delete val="0"/>
+        <c:axPos val="b"/>
+        <c:numFmt formatCode="General" sourceLinked="1"/>
+        <c:majorTickMark val="none"/>
+        <c:minorTickMark val="none"/>
+        <c:tickLblPos val="nextTo"/>
+        <c:spPr>
+          <a:noFill/>
+          <a:ln w="9525" cap="flat" cmpd="sng" algn="ctr">
+            <a:solidFill>
+              <a:schemeClr val="tx1">
+                <a:lumMod val="15000"/>
+                <a:lumOff val="85000"/>
+              </a:schemeClr>
+            </a:solidFill>
+            <a:round/>
+          </a:ln>
+          <a:effectLst/>
+        </c:spPr>
+        <c:txPr>
+          <a:bodyPr rot="-60000000" spcFirstLastPara="1" vertOverflow="ellipsis" vert="horz" wrap="square" anchor="ctr" anchorCtr="1"/>
+          <a:lstStyle/>
+          <a:p>
+            <a:pPr>
+              <a:defRPr sz="900" b="0" i="0" u="none" strike="noStrike" kern="1200" baseline="0">
+                <a:solidFill>
+                  <a:schemeClr val="tx1">
+                    <a:lumMod val="65000"/>
+                    <a:lumOff val="35000"/>
+                  </a:schemeClr>
+                </a:solidFill>
+                <a:latin typeface="+mn-lt"/>
+                <a:ea typeface="+mn-ea"/>
+                <a:cs typeface="+mn-cs"/>
+              </a:defRPr>
+            </a:pPr>
+            <a:endParaRPr lang="ru-RU"/>
+          </a:p>
+        </c:txPr>
+        <c:crossAx val="124085456"/>
+        <c:crosses val="autoZero"/>
+        <c:auto val="1"/>
+        <c:lblAlgn val="ctr"/>
+        <c:lblOffset val="100"/>
+        <c:noMultiLvlLbl val="0"/>
+      </c:catAx>
+      <c:valAx>
+        <c:axId val="124085456"/>
+        <c:scaling>
+          <c:orientation val="minMax"/>
+        </c:scaling>
+        <c:delete val="0"/>
+        <c:axPos val="l"/>
+        <c:majorGridlines>
+          <c:spPr>
+            <a:ln w="9525" cap="flat" cmpd="sng" algn="ctr">
+              <a:solidFill>
+                <a:schemeClr val="tx1">
+                  <a:lumMod val="15000"/>
+                  <a:lumOff val="85000"/>
+                </a:schemeClr>
+              </a:solidFill>
+              <a:round/>
+            </a:ln>
+            <a:effectLst/>
+          </c:spPr>
+        </c:majorGridlines>
+        <c:numFmt formatCode="General" sourceLinked="1"/>
+        <c:majorTickMark val="none"/>
+        <c:minorTickMark val="none"/>
+        <c:tickLblPos val="nextTo"/>
+        <c:spPr>
+          <a:noFill/>
+          <a:ln>
+            <a:noFill/>
+          </a:ln>
+          <a:effectLst/>
+        </c:spPr>
+        <c:txPr>
+          <a:bodyPr rot="-60000000" spcFirstLastPara="1" vertOverflow="ellipsis" vert="horz" wrap="square" anchor="ctr" anchorCtr="1"/>
+          <a:lstStyle/>
+          <a:p>
+            <a:pPr>
+              <a:defRPr sz="900" b="0" i="0" u="none" strike="noStrike" kern="1200" baseline="0">
+                <a:solidFill>
+                  <a:schemeClr val="tx1">
+                    <a:lumMod val="65000"/>
+                    <a:lumOff val="35000"/>
+                  </a:schemeClr>
+                </a:solidFill>
+                <a:latin typeface="+mn-lt"/>
+                <a:ea typeface="+mn-ea"/>
+                <a:cs typeface="+mn-cs"/>
+              </a:defRPr>
+            </a:pPr>
+            <a:endParaRPr lang="ru-RU"/>
+          </a:p>
+        </c:txPr>
+        <c:crossAx val="124085040"/>
+        <c:crosses val="autoZero"/>
+        <c:crossBetween val="between"/>
+      </c:valAx>
+      <c:spPr>
+        <a:noFill/>
+        <a:ln>
+          <a:noFill/>
+        </a:ln>
+        <a:effectLst/>
+      </c:spPr>
+    </c:plotArea>
+    <c:legend>
+      <c:legendPos val="b"/>
+      <c:overlay val="0"/>
+      <c:spPr>
+        <a:noFill/>
+        <a:ln>
+          <a:noFill/>
+        </a:ln>
+        <a:effectLst/>
+      </c:spPr>
+      <c:txPr>
+        <a:bodyPr rot="0" spcFirstLastPara="1" vertOverflow="ellipsis" vert="horz" wrap="square" anchor="ctr" anchorCtr="1"/>
+        <a:lstStyle/>
+        <a:p>
+          <a:pPr>
+            <a:defRPr sz="900" b="0" i="0" u="none" strike="noStrike" kern="1200" baseline="0">
+              <a:solidFill>
+                <a:schemeClr val="tx1">
+                  <a:lumMod val="65000"/>
+                  <a:lumOff val="35000"/>
+                </a:schemeClr>
+              </a:solidFill>
+              <a:latin typeface="+mn-lt"/>
+              <a:ea typeface="+mn-ea"/>
+              <a:cs typeface="+mn-cs"/>
+            </a:defRPr>
+          </a:pPr>
+          <a:endParaRPr lang="ru-RU"/>
+        </a:p>
+      </c:txPr>
+    </c:legend>
+    <c:plotVisOnly val="1"/>
+    <c:dispBlanksAs val="gap"/>
+    <c:showDLblsOverMax val="0"/>
+  </c:chart>
+  <c:spPr>
+    <a:solidFill>
+      <a:schemeClr val="bg1"/>
+    </a:solidFill>
+    <a:ln w="9525" cap="flat" cmpd="sng" algn="ctr">
+      <a:solidFill>
+        <a:schemeClr val="tx1">
+          <a:lumMod val="15000"/>
+          <a:lumOff val="85000"/>
+        </a:schemeClr>
+      </a:solidFill>
+      <a:round/>
+    </a:ln>
+    <a:effectLst/>
+  </c:spPr>
+  <c:txPr>
+    <a:bodyPr/>
+    <a:lstStyle/>
+    <a:p>
+      <a:pPr>
+        <a:defRPr/>
+      </a:pPr>
+      <a:endParaRPr lang="ru-RU"/>
+    </a:p>
+  </c:txPr>
+  <c:externalData r:id="rId3">
+    <c:autoUpdate val="0"/>
+  </c:externalData>
+</c:chartSpace>
+</file>
+
+<file path=word/charts/colors1.xml><?xml version="1.0" encoding="utf-8"?>
+<cs:colorStyle xmlns:cs="http://schemas.microsoft.com/office/drawing/2012/chartStyle" xmlns:a="http://schemas.openxmlformats.org/drawingml/2006/main" meth="cycle" id="10">
+  <a:schemeClr val="accent1"/>
+  <a:schemeClr val="accent2"/>
+  <a:schemeClr val="accent3"/>
+  <a:schemeClr val="accent4"/>
+  <a:schemeClr val="accent5"/>
+  <a:schemeClr val="accent6"/>
+  <cs:variation/>
+  <cs:variation>
+    <a:lumMod val="60000"/>
+  </cs:variation>
+  <cs:variation>
+    <a:lumMod val="80000"/>
+    <a:lumOff val="20000"/>
+  </cs:variation>
+  <cs:variation>
+    <a:lumMod val="80000"/>
+  </cs:variation>
+  <cs:variation>
+    <a:lumMod val="60000"/>
+    <a:lumOff val="40000"/>
+  </cs:variation>
+  <cs:variation>
+    <a:lumMod val="50000"/>
+  </cs:variation>
+  <cs:variation>
+    <a:lumMod val="70000"/>
+    <a:lumOff val="30000"/>
+  </cs:variation>
+  <cs:variation>
+    <a:lumMod val="70000"/>
+  </cs:variation>
+  <cs:variation>
+    <a:lumMod val="50000"/>
+    <a:lumOff val="50000"/>
+  </cs:variation>
+</cs:colorStyle>
+</file>
+
+<file path=word/charts/colors2.xml><?xml version="1.0" encoding="utf-8"?>
+<cs:colorStyle xmlns:cs="http://schemas.microsoft.com/office/drawing/2012/chartStyle" xmlns:a="http://schemas.openxmlformats.org/drawingml/2006/main" meth="cycle" id="10">
+  <a:schemeClr val="accent1"/>
+  <a:schemeClr val="accent2"/>
+  <a:schemeClr val="accent3"/>
+  <a:schemeClr val="accent4"/>
+  <a:schemeClr val="accent5"/>
+  <a:schemeClr val="accent6"/>
+  <cs:variation/>
+  <cs:variation>
+    <a:lumMod val="60000"/>
+  </cs:variation>
+  <cs:variation>
+    <a:lumMod val="80000"/>
+    <a:lumOff val="20000"/>
+  </cs:variation>
+  <cs:variation>
+    <a:lumMod val="80000"/>
+  </cs:variation>
+  <cs:variation>
+    <a:lumMod val="60000"/>
+    <a:lumOff val="40000"/>
+  </cs:variation>
+  <cs:variation>
+    <a:lumMod val="50000"/>
+  </cs:variation>
+  <cs:variation>
+    <a:lumMod val="70000"/>
+    <a:lumOff val="30000"/>
+  </cs:variation>
+  <cs:variation>
+    <a:lumMod val="70000"/>
+  </cs:variation>
+  <cs:variation>
+    <a:lumMod val="50000"/>
+    <a:lumOff val="50000"/>
+  </cs:variation>
+</cs:colorStyle>
+</file>
+
+<file path=word/charts/colors3.xml><?xml version="1.0" encoding="utf-8"?>
+<cs:colorStyle xmlns:cs="http://schemas.microsoft.com/office/drawing/2012/chartStyle" xmlns:a="http://schemas.openxmlformats.org/drawingml/2006/main" meth="cycle" id="10">
+  <a:schemeClr val="accent1"/>
+  <a:schemeClr val="accent2"/>
+  <a:schemeClr val="accent3"/>
+  <a:schemeClr val="accent4"/>
+  <a:schemeClr val="accent5"/>
+  <a:schemeClr val="accent6"/>
+  <cs:variation/>
+  <cs:variation>
+    <a:lumMod val="60000"/>
+  </cs:variation>
+  <cs:variation>
+    <a:lumMod val="80000"/>
+    <a:lumOff val="20000"/>
+  </cs:variation>
+  <cs:variation>
+    <a:lumMod val="80000"/>
+  </cs:variation>
+  <cs:variation>
+    <a:lumMod val="60000"/>
+    <a:lumOff val="40000"/>
+  </cs:variation>
+  <cs:variation>
+    <a:lumMod val="50000"/>
+  </cs:variation>
+  <cs:variation>
+    <a:lumMod val="70000"/>
+    <a:lumOff val="30000"/>
+  </cs:variation>
+  <cs:variation>
+    <a:lumMod val="70000"/>
+  </cs:variation>
+  <cs:variation>
+    <a:lumMod val="50000"/>
+    <a:lumOff val="50000"/>
+  </cs:variation>
+</cs:colorStyle>
+</file>
+
+<file path=word/charts/style1.xml><?xml version="1.0" encoding="utf-8"?>
+<cs:chartStyle xmlns:cs="http://schemas.microsoft.com/office/drawing/2012/chartStyle" xmlns:a="http://schemas.openxmlformats.org/drawingml/2006/main" id="201">
+  <cs:axisTitle>
+    <cs:lnRef idx="0"/>
+    <cs:fillRef idx="0"/>
+    <cs:effectRef idx="0"/>
+    <cs:fontRef idx="minor">
+      <a:schemeClr val="tx1">
+        <a:lumMod val="65000"/>
+        <a:lumOff val="35000"/>
+      </a:schemeClr>
+    </cs:fontRef>
+    <cs:defRPr sz="1000" kern="1200"/>
+  </cs:axisTitle>
+  <cs:categoryAxis>
+    <cs:lnRef idx="0"/>
+    <cs:fillRef idx="0"/>
+    <cs:effectRef idx="0"/>
+    <cs:fontRef idx="minor">
+      <a:schemeClr val="tx1">
+        <a:lumMod val="65000"/>
+        <a:lumOff val="35000"/>
+      </a:schemeClr>
+    </cs:fontRef>
+    <cs:spPr>
+      <a:ln w="9525" cap="flat" cmpd="sng" algn="ctr">
+        <a:solidFill>
+          <a:schemeClr val="tx1">
+            <a:lumMod val="15000"/>
+            <a:lumOff val="85000"/>
+          </a:schemeClr>
+        </a:solidFill>
+        <a:round/>
+      </a:ln>
+    </cs:spPr>
+    <cs:defRPr sz="900" kern="1200"/>
+  </cs:categoryAxis>
+  <cs:chartArea mods="allowNoFillOverride allowNoLineOverride">
+    <cs:lnRef idx="0"/>
+    <cs:fillRef idx="0"/>
+    <cs:effectRef idx="0"/>
+    <cs:fontRef idx="minor">
+      <a:schemeClr val="tx1"/>
+    </cs:fontRef>
+    <cs:spPr>
+      <a:solidFill>
+        <a:schemeClr val="bg1"/>
+      </a:solidFill>
+      <a:ln w="9525" cap="flat" cmpd="sng" algn="ctr">
+        <a:solidFill>
+          <a:schemeClr val="tx1">
+            <a:lumMod val="15000"/>
+            <a:lumOff val="85000"/>
+          </a:schemeClr>
+        </a:solidFill>
+        <a:round/>
+      </a:ln>
+    </cs:spPr>
+    <cs:defRPr sz="1000" kern="1200"/>
+  </cs:chartArea>
+  <cs:dataLabel>
+    <cs:lnRef idx="0"/>
+    <cs:fillRef idx="0"/>
+    <cs:effectRef idx="0"/>
+    <cs:fontRef idx="minor">
+      <a:schemeClr val="tx1">
+        <a:lumMod val="75000"/>
+        <a:lumOff val="25000"/>
+      </a:schemeClr>
+    </cs:fontRef>
+    <cs:defRPr sz="900" kern="1200"/>
+  </cs:dataLabel>
+  <cs:dataLabelCallout>
+    <cs:lnRef idx="0"/>
+    <cs:fillRef idx="0"/>
+    <cs:effectRef idx="0"/>
+    <cs:fontRef idx="minor">
+      <a:schemeClr val="dk1">
+        <a:lumMod val="65000"/>
+        <a:lumOff val="35000"/>
+      </a:schemeClr>
+    </cs:fontRef>
+    <cs:spPr>
+      <a:solidFill>
+        <a:schemeClr val="lt1"/>
+      </a:solidFill>
+      <a:ln>
+        <a:solidFill>
+          <a:schemeClr val="dk1">
+            <a:lumMod val="25000"/>
+            <a:lumOff val="75000"/>
+          </a:schemeClr>
+        </a:solidFill>
+      </a:ln>
+    </cs:spPr>
+    <cs:defRPr sz="900" kern="1200"/>
+    <cs:bodyPr rot="0" spcFirstLastPara="1" vertOverflow="clip" horzOverflow="clip" vert="horz" wrap="square" lIns="36576" tIns="18288" rIns="36576" bIns="18288" anchor="ctr" anchorCtr="1">
+      <a:spAutoFit/>
+    </cs:bodyPr>
+  </cs:dataLabelCallout>
+  <cs:dataPoint>
+    <cs:lnRef idx="0"/>
+    <cs:fillRef idx="1">
+      <cs:styleClr val="auto"/>
+    </cs:fillRef>
+    <cs:effectRef idx="0"/>
+    <cs:fontRef idx="minor">
+      <a:schemeClr val="tx1"/>
+    </cs:fontRef>
+  </cs:dataPoint>
+  <cs:dataPoint3D>
+    <cs:lnRef idx="0"/>
+    <cs:fillRef idx="1">
+      <cs:styleClr val="auto"/>
+    </cs:fillRef>
+    <cs:effectRef idx="0"/>
+    <cs:fontRef idx="minor">
+      <a:schemeClr val="tx1"/>
+    </cs:fontRef>
+  </cs:dataPoint3D>
+  <cs:dataPointLine>
+    <cs:lnRef idx="0">
+      <cs:styleClr val="auto"/>
+    </cs:lnRef>
+    <cs:fillRef idx="1"/>
+    <cs:effectRef idx="0"/>
+    <cs:fontRef idx="minor">
+      <a:schemeClr val="tx1"/>
+    </cs:fontRef>
+    <cs:spPr>
+      <a:ln w="28575" cap="rnd">
+        <a:solidFill>
+          <a:schemeClr val="phClr"/>
+        </a:solidFill>
+        <a:round/>
+      </a:ln>
+    </cs:spPr>
+  </cs:dataPointLine>
+  <cs:dataPointMarker>
+    <cs:lnRef idx="0">
+      <cs:styleClr val="auto"/>
+    </cs:lnRef>
+    <cs:fillRef idx="1">
+      <cs:styleClr val="auto"/>
+    </cs:fillRef>
+    <cs:effectRef idx="0"/>
+    <cs:fontRef idx="minor">
+      <a:schemeClr val="tx1"/>
+    </cs:fontRef>
+    <cs:spPr>
+      <a:ln w="9525">
+        <a:solidFill>
+          <a:schemeClr val="phClr"/>
+        </a:solidFill>
+      </a:ln>
+    </cs:spPr>
+  </cs:dataPointMarker>
+  <cs:dataPointMarkerLayout symbol="circle" size="5"/>
+  <cs:dataPointWireframe>
+    <cs:lnRef idx="0">
+      <cs:styleClr val="auto"/>
+    </cs:lnRef>
+    <cs:fillRef idx="1"/>
+    <cs:effectRef idx="0"/>
+    <cs:fontRef idx="minor">
+      <a:schemeClr val="tx1"/>
+    </cs:fontRef>
+    <cs:spPr>
+      <a:ln w="9525" cap="rnd">
+        <a:solidFill>
+          <a:schemeClr val="phClr"/>
+        </a:solidFill>
+        <a:round/>
+      </a:ln>
+    </cs:spPr>
+  </cs:dataPointWireframe>
+  <cs:dataTable>
+    <cs:lnRef idx="0"/>
+    <cs:fillRef idx="0"/>
+    <cs:effectRef idx="0"/>
+    <cs:fontRef idx="minor">
+      <a:schemeClr val="tx1">
+        <a:lumMod val="65000"/>
+        <a:lumOff val="35000"/>
+      </a:schemeClr>
+    </cs:fontRef>
+    <cs:spPr>
+      <a:noFill/>
+      <a:ln w="9525" cap="flat" cmpd="sng" algn="ctr">
+        <a:solidFill>
+          <a:schemeClr val="tx1">
+            <a:lumMod val="15000"/>
+            <a:lumOff val="85000"/>
+          </a:schemeClr>
+        </a:solidFill>
+        <a:round/>
+      </a:ln>
+    </cs:spPr>
+    <cs:defRPr sz="900" kern="1200"/>
+  </cs:dataTable>
+  <cs:downBar>
+    <cs:lnRef idx="0"/>
+    <cs:fillRef idx="0"/>
+    <cs:effectRef idx="0"/>
+    <cs:fontRef idx="minor">
+      <a:schemeClr val="dk1"/>
+    </cs:fontRef>
+    <cs:spPr>
+      <a:solidFill>
+        <a:schemeClr val="dk1">
+          <a:lumMod val="65000"/>
+          <a:lumOff val="35000"/>
+        </a:schemeClr>
+      </a:solidFill>
+      <a:ln w="9525">
+        <a:solidFill>
+          <a:schemeClr val="tx1">
+            <a:lumMod val="65000"/>
+            <a:lumOff val="35000"/>
+          </a:schemeClr>
+        </a:solidFill>
+      </a:ln>
+    </cs:spPr>
+  </cs:downBar>
+  <cs:dropLine>
+    <cs:lnRef idx="0"/>
+    <cs:fillRef idx="0"/>
+    <cs:effectRef idx="0"/>
+    <cs:fontRef idx="minor">
+      <a:schemeClr val="tx1"/>
+    </cs:fontRef>
+    <cs:spPr>
+      <a:ln w="9525" cap="flat" cmpd="sng" algn="ctr">
+        <a:solidFill>
+          <a:schemeClr val="tx1">
+            <a:lumMod val="35000"/>
+            <a:lumOff val="65000"/>
+          </a:schemeClr>
+        </a:solidFill>
+        <a:round/>
+      </a:ln>
+    </cs:spPr>
+  </cs:dropLine>
+  <cs:errorBar>
+    <cs:lnRef idx="0"/>
+    <cs:fillRef idx="0"/>
+    <cs:effectRef idx="0"/>
+    <cs:fontRef idx="minor">
+      <a:schemeClr val="tx1"/>
+    </cs:fontRef>
+    <cs:spPr>
+      <a:ln w="9525" cap="flat" cmpd="sng" algn="ctr">
+        <a:solidFill>
+          <a:schemeClr val="tx1">
+            <a:lumMod val="65000"/>
+            <a:lumOff val="35000"/>
+          </a:schemeClr>
+        </a:solidFill>
+        <a:round/>
+      </a:ln>
+    </cs:spPr>
+  </cs:errorBar>
+  <cs:floor>
+    <cs:lnRef idx="0"/>
+    <cs:fillRef idx="0"/>
+    <cs:effectRef idx="0"/>
+    <cs:fontRef idx="minor">
+      <a:schemeClr val="tx1"/>
+    </cs:fontRef>
+    <cs:spPr>
+      <a:noFill/>
+      <a:ln>
+        <a:noFill/>
+      </a:ln>
+    </cs:spPr>
+  </cs:floor>
+  <cs:gridlineMajor>
+    <cs:lnRef idx="0"/>
+    <cs:fillRef idx="0"/>
+    <cs:effectRef idx="0"/>
+    <cs:fontRef idx="minor">
+      <a:schemeClr val="tx1"/>
+    </cs:fontRef>
+    <cs:spPr>
+      <a:ln w="9525" cap="flat" cmpd="sng" algn="ctr">
+        <a:solidFill>
+          <a:schemeClr val="tx1">
+            <a:lumMod val="15000"/>
+            <a:lumOff val="85000"/>
+          </a:schemeClr>
+        </a:solidFill>
+        <a:round/>
+      </a:ln>
+    </cs:spPr>
+  </cs:gridlineMajor>
+  <cs:gridlineMinor>
+    <cs:lnRef idx="0"/>
+    <cs:fillRef idx="0"/>
+    <cs:effectRef idx="0"/>
+    <cs:fontRef idx="minor">
+      <a:schemeClr val="tx1"/>
+    </cs:fontRef>
+    <cs:spPr>
+      <a:ln w="9525" cap="flat" cmpd="sng" algn="ctr">
+        <a:solidFill>
+          <a:schemeClr val="tx1">
+            <a:lumMod val="5000"/>
+            <a:lumOff val="95000"/>
+          </a:schemeClr>
+        </a:solidFill>
+        <a:round/>
+      </a:ln>
+    </cs:spPr>
+  </cs:gridlineMinor>
+  <cs:hiLoLine>
+    <cs:lnRef idx="0"/>
+    <cs:fillRef idx="0"/>
+    <cs:effectRef idx="0"/>
+    <cs:fontRef idx="minor">
+      <a:schemeClr val="tx1"/>
+    </cs:fontRef>
+    <cs:spPr>
+      <a:ln w="9525" cap="flat" cmpd="sng" algn="ctr">
+        <a:solidFill>
+          <a:schemeClr val="tx1">
+            <a:lumMod val="75000"/>
+            <a:lumOff val="25000"/>
+          </a:schemeClr>
+        </a:solidFill>
+        <a:round/>
+      </a:ln>
+    </cs:spPr>
+  </cs:hiLoLine>
+  <cs:leaderLine>
+    <cs:lnRef idx="0"/>
+    <cs:fillRef idx="0"/>
+    <cs:effectRef idx="0"/>
+    <cs:fontRef idx="minor">
+      <a:schemeClr val="tx1"/>
+    </cs:fontRef>
+    <cs:spPr>
+      <a:ln w="9525" cap="flat" cmpd="sng" algn="ctr">
+        <a:solidFill>
+          <a:schemeClr val="tx1">
+            <a:lumMod val="35000"/>
+            <a:lumOff val="65000"/>
+          </a:schemeClr>
+        </a:solidFill>
+        <a:round/>
+      </a:ln>
+    </cs:spPr>
+  </cs:leaderLine>
+  <cs:legend>
+    <cs:lnRef idx="0"/>
+    <cs:fillRef idx="0"/>
+    <cs:effectRef idx="0"/>
+    <cs:fontRef idx="minor">
+      <a:schemeClr val="tx1">
+        <a:lumMod val="65000"/>
+        <a:lumOff val="35000"/>
+      </a:schemeClr>
+    </cs:fontRef>
+    <cs:defRPr sz="900" kern="1200"/>
+  </cs:legend>
+  <cs:plotArea mods="allowNoFillOverride allowNoLineOverride">
+    <cs:lnRef idx="0"/>
+    <cs:fillRef idx="0"/>
+    <cs:effectRef idx="0"/>
+    <cs:fontRef idx="minor">
+      <a:schemeClr val="tx1"/>
+    </cs:fontRef>
+  </cs:plotArea>
+  <cs:plotArea3D mods="allowNoFillOverride allowNoLineOverride">
+    <cs:lnRef idx="0"/>
+    <cs:fillRef idx="0"/>
+    <cs:effectRef idx="0"/>
+    <cs:fontRef idx="minor">
+      <a:schemeClr val="tx1"/>
+    </cs:fontRef>
+  </cs:plotArea3D>
+  <cs:seriesAxis>
+    <cs:lnRef idx="0"/>
+    <cs:fillRef idx="0"/>
+    <cs:effectRef idx="0"/>
+    <cs:fontRef idx="minor">
+      <a:schemeClr val="tx1">
+        <a:lumMod val="65000"/>
+        <a:lumOff val="35000"/>
+      </a:schemeClr>
+    </cs:fontRef>
+    <cs:defRPr sz="900" kern="1200"/>
+  </cs:seriesAxis>
+  <cs:seriesLine>
+    <cs:lnRef idx="0"/>
+    <cs:fillRef idx="0"/>
+    <cs:effectRef idx="0"/>
+    <cs:fontRef idx="minor">
+      <a:schemeClr val="tx1"/>
+    </cs:fontRef>
+    <cs:spPr>
+      <a:ln w="9525" cap="flat" cmpd="sng" algn="ctr">
+        <a:solidFill>
+          <a:schemeClr val="tx1">
+            <a:lumMod val="35000"/>
+            <a:lumOff val="65000"/>
+          </a:schemeClr>
+        </a:solidFill>
+        <a:round/>
+      </a:ln>
+    </cs:spPr>
+  </cs:seriesLine>
+  <cs:title>
+    <cs:lnRef idx="0"/>
+    <cs:fillRef idx="0"/>
+    <cs:effectRef idx="0"/>
+    <cs:fontRef idx="minor">
+      <a:schemeClr val="tx1">
+        <a:lumMod val="65000"/>
+        <a:lumOff val="35000"/>
+      </a:schemeClr>
+    </cs:fontRef>
+    <cs:defRPr sz="1400" b="0" kern="1200" spc="0" baseline="0"/>
+  </cs:title>
+  <cs:trendline>
+    <cs:lnRef idx="0">
+      <cs:styleClr val="auto"/>
+    </cs:lnRef>
+    <cs:fillRef idx="0"/>
+    <cs:effectRef idx="0"/>
+    <cs:fontRef idx="minor">
+      <a:schemeClr val="tx1"/>
+    </cs:fontRef>
+    <cs:spPr>
+      <a:ln w="19050" cap="rnd">
+        <a:solidFill>
+          <a:schemeClr val="phClr"/>
+        </a:solidFill>
+        <a:prstDash val="sysDot"/>
+      </a:ln>
+    </cs:spPr>
+  </cs:trendline>
+  <cs:trendlineLabel>
+    <cs:lnRef idx="0"/>
+    <cs:fillRef idx="0"/>
+    <cs:effectRef idx="0"/>
+    <cs:fontRef idx="minor">
+      <a:schemeClr val="tx1">
+        <a:lumMod val="65000"/>
+        <a:lumOff val="35000"/>
+      </a:schemeClr>
+    </cs:fontRef>
+    <cs:defRPr sz="900" kern="1200"/>
+  </cs:trendlineLabel>
+  <cs:upBar>
+    <cs:lnRef idx="0"/>
+    <cs:fillRef idx="0"/>
+    <cs:effectRef idx="0"/>
+    <cs:fontRef idx="minor">
+      <a:schemeClr val="dk1"/>
+    </cs:fontRef>
+    <cs:spPr>
+      <a:solidFill>
+        <a:schemeClr val="lt1"/>
+      </a:solidFill>
+      <a:ln w="9525">
+        <a:solidFill>
+          <a:schemeClr val="tx1">
+            <a:lumMod val="15000"/>
+            <a:lumOff val="85000"/>
+          </a:schemeClr>
+        </a:solidFill>
+      </a:ln>
+    </cs:spPr>
+  </cs:upBar>
+  <cs:valueAxis>
+    <cs:lnRef idx="0"/>
+    <cs:fillRef idx="0"/>
+    <cs:effectRef idx="0"/>
+    <cs:fontRef idx="minor">
+      <a:schemeClr val="tx1">
+        <a:lumMod val="65000"/>
+        <a:lumOff val="35000"/>
+      </a:schemeClr>
+    </cs:fontRef>
+    <cs:defRPr sz="900" kern="1200"/>
+  </cs:valueAxis>
+  <cs:wall>
+    <cs:lnRef idx="0"/>
+    <cs:fillRef idx="0"/>
+    <cs:effectRef idx="0"/>
+    <cs:fontRef idx="minor">
+      <a:schemeClr val="tx1"/>
+    </cs:fontRef>
+    <cs:spPr>
+      <a:noFill/>
+      <a:ln>
+        <a:noFill/>
+      </a:ln>
+    </cs:spPr>
+  </cs:wall>
+</cs:chartStyle>
+</file>
+
+<file path=word/charts/style2.xml><?xml version="1.0" encoding="utf-8"?>
+<cs:chartStyle xmlns:cs="http://schemas.microsoft.com/office/drawing/2012/chartStyle" xmlns:a="http://schemas.openxmlformats.org/drawingml/2006/main" id="317">
+  <cs:axisTitle>
+    <cs:lnRef idx="0"/>
+    <cs:fillRef idx="0"/>
+    <cs:effectRef idx="0"/>
+    <cs:fontRef idx="minor">
+      <a:schemeClr val="tx1">
+        <a:lumMod val="65000"/>
+        <a:lumOff val="35000"/>
+      </a:schemeClr>
+    </cs:fontRef>
+    <cs:defRPr sz="1000" kern="1200"/>
+  </cs:axisTitle>
+  <cs:categoryAxis>
+    <cs:lnRef idx="0"/>
+    <cs:fillRef idx="0"/>
+    <cs:effectRef idx="0"/>
+    <cs:fontRef idx="minor">
+      <a:schemeClr val="tx1">
+        <a:lumMod val="65000"/>
+        <a:lumOff val="35000"/>
+      </a:schemeClr>
+    </cs:fontRef>
+    <cs:spPr>
+      <a:ln w="9525" cap="flat" cmpd="sng" algn="ctr">
+        <a:solidFill>
+          <a:schemeClr val="tx1">
+            <a:lumMod val="15000"/>
+            <a:lumOff val="85000"/>
+          </a:schemeClr>
+        </a:solidFill>
+        <a:round/>
+      </a:ln>
+    </cs:spPr>
+    <cs:defRPr sz="900" kern="1200"/>
+  </cs:categoryAxis>
+  <cs:chartArea mods="allowNoFillOverride allowNoLineOverride">
+    <cs:lnRef idx="0"/>
+    <cs:fillRef idx="0"/>
+    <cs:effectRef idx="0"/>
+    <cs:fontRef idx="minor">
+      <a:schemeClr val="tx1"/>
+    </cs:fontRef>
+    <cs:spPr>
+      <a:solidFill>
+        <a:schemeClr val="bg1"/>
+      </a:solidFill>
+      <a:ln w="9525" cap="flat" cmpd="sng" algn="ctr">
+        <a:solidFill>
+          <a:schemeClr val="tx1">
+            <a:lumMod val="15000"/>
+            <a:lumOff val="85000"/>
+          </a:schemeClr>
+        </a:solidFill>
+        <a:round/>
+      </a:ln>
+    </cs:spPr>
+    <cs:defRPr sz="1000" kern="1200"/>
+  </cs:chartArea>
+  <cs:dataLabel>
+    <cs:lnRef idx="0"/>
+    <cs:fillRef idx="0"/>
+    <cs:effectRef idx="0"/>
+    <cs:fontRef idx="minor">
+      <a:schemeClr val="tx1">
+        <a:lumMod val="75000"/>
+        <a:lumOff val="25000"/>
+      </a:schemeClr>
+    </cs:fontRef>
+    <cs:defRPr sz="900" kern="1200"/>
+  </cs:dataLabel>
+  <cs:dataLabelCallout>
+    <cs:lnRef idx="0"/>
+    <cs:fillRef idx="0"/>
+    <cs:effectRef idx="0"/>
+    <cs:fontRef idx="minor">
+      <a:schemeClr val="dk1">
+        <a:lumMod val="65000"/>
+        <a:lumOff val="35000"/>
+      </a:schemeClr>
+    </cs:fontRef>
+    <cs:spPr>
+      <a:solidFill>
+        <a:schemeClr val="lt1"/>
+      </a:solidFill>
+      <a:ln>
+        <a:solidFill>
+          <a:schemeClr val="dk1">
+            <a:lumMod val="25000"/>
+            <a:lumOff val="75000"/>
+          </a:schemeClr>
+        </a:solidFill>
+      </a:ln>
+    </cs:spPr>
+    <cs:defRPr sz="900" kern="1200"/>
+    <cs:bodyPr rot="0" spcFirstLastPara="1" vertOverflow="clip" horzOverflow="clip" vert="horz" wrap="square" lIns="36576" tIns="18288" rIns="36576" bIns="18288" anchor="ctr" anchorCtr="1">
+      <a:spAutoFit/>
+    </cs:bodyPr>
+  </cs:dataLabelCallout>
+  <cs:dataPoint>
+    <cs:lnRef idx="0"/>
+    <cs:fillRef idx="1">
+      <cs:styleClr val="auto"/>
+    </cs:fillRef>
+    <cs:effectRef idx="0"/>
+    <cs:fontRef idx="minor">
+      <a:schemeClr val="tx1"/>
+    </cs:fontRef>
+  </cs:dataPoint>
+  <cs:dataPoint3D>
+    <cs:lnRef idx="0"/>
+    <cs:fillRef idx="1">
+      <cs:styleClr val="auto"/>
+    </cs:fillRef>
+    <cs:effectRef idx="0"/>
+    <cs:fontRef idx="minor">
+      <a:schemeClr val="tx1"/>
+    </cs:fontRef>
+  </cs:dataPoint3D>
+  <cs:dataPointLine>
+    <cs:lnRef idx="0">
+      <cs:styleClr val="auto"/>
+    </cs:lnRef>
+    <cs:fillRef idx="1"/>
+    <cs:effectRef idx="0"/>
+    <cs:fontRef idx="minor">
+      <a:schemeClr val="tx1"/>
+    </cs:fontRef>
+    <cs:spPr>
+      <a:ln w="28575" cap="rnd">
+        <a:solidFill>
+          <a:schemeClr val="phClr"/>
+        </a:solidFill>
+        <a:round/>
+      </a:ln>
+    </cs:spPr>
+  </cs:dataPointLine>
+  <cs:dataPointMarker>
+    <cs:lnRef idx="0">
+      <cs:styleClr val="auto"/>
+    </cs:lnRef>
+    <cs:fillRef idx="1">
+      <cs:styleClr val="auto"/>
+    </cs:fillRef>
+    <cs:effectRef idx="0"/>
+    <cs:fontRef idx="minor">
+      <a:schemeClr val="tx1"/>
+    </cs:fontRef>
+    <cs:spPr>
+      <a:ln w="9525">
+        <a:solidFill>
+          <a:schemeClr val="phClr"/>
+        </a:solidFill>
+      </a:ln>
+    </cs:spPr>
+  </cs:dataPointMarker>
+  <cs:dataPointMarkerLayout symbol="circle" size="5"/>
+  <cs:dataPointWireframe>
+    <cs:lnRef idx="0">
+      <cs:styleClr val="auto"/>
+    </cs:lnRef>
+    <cs:fillRef idx="1"/>
+    <cs:effectRef idx="0"/>
+    <cs:fontRef idx="minor">
+      <a:schemeClr val="tx1"/>
+    </cs:fontRef>
+    <cs:spPr>
+      <a:ln w="9525" cap="rnd">
+        <a:solidFill>
+          <a:schemeClr val="phClr"/>
+        </a:solidFill>
+        <a:round/>
+      </a:ln>
+    </cs:spPr>
+  </cs:dataPointWireframe>
+  <cs:dataTable>
+    <cs:lnRef idx="0"/>
+    <cs:fillRef idx="0"/>
+    <cs:effectRef idx="0"/>
+    <cs:fontRef idx="minor">
+      <a:schemeClr val="tx1">
+        <a:lumMod val="65000"/>
+        <a:lumOff val="35000"/>
+      </a:schemeClr>
+    </cs:fontRef>
+    <cs:spPr>
+      <a:noFill/>
+      <a:ln w="9525" cap="flat" cmpd="sng" algn="ctr">
+        <a:solidFill>
+          <a:schemeClr val="tx1">
+            <a:lumMod val="15000"/>
+            <a:lumOff val="85000"/>
+          </a:schemeClr>
+        </a:solidFill>
+        <a:round/>
+      </a:ln>
+    </cs:spPr>
+    <cs:defRPr sz="900" kern="1200"/>
+  </cs:dataTable>
+  <cs:downBar>
+    <cs:lnRef idx="0"/>
+    <cs:fillRef idx="0"/>
+    <cs:effectRef idx="0"/>
+    <cs:fontRef idx="minor">
+      <a:schemeClr val="tx1"/>
+    </cs:fontRef>
+    <cs:spPr>
+      <a:solidFill>
+        <a:schemeClr val="dk1">
+          <a:lumMod val="75000"/>
+          <a:lumOff val="25000"/>
+        </a:schemeClr>
+      </a:solidFill>
+      <a:ln w="9525" cap="flat" cmpd="sng" algn="ctr">
+        <a:solidFill>
+          <a:schemeClr val="tx1">
+            <a:lumMod val="65000"/>
+            <a:lumOff val="35000"/>
+          </a:schemeClr>
+        </a:solidFill>
+        <a:round/>
+      </a:ln>
+    </cs:spPr>
+  </cs:downBar>
+  <cs:dropLine>
+    <cs:lnRef idx="0"/>
+    <cs:fillRef idx="0"/>
+    <cs:effectRef idx="0"/>
+    <cs:fontRef idx="minor">
+      <a:schemeClr val="tx1"/>
+    </cs:fontRef>
+    <cs:spPr>
+      <a:ln w="9525" cap="flat" cmpd="sng" algn="ctr">
+        <a:solidFill>
+          <a:schemeClr val="tx1">
+            <a:lumMod val="35000"/>
+            <a:lumOff val="65000"/>
+          </a:schemeClr>
+        </a:solidFill>
+        <a:round/>
+      </a:ln>
+    </cs:spPr>
+  </cs:dropLine>
+  <cs:errorBar>
+    <cs:lnRef idx="0"/>
+    <cs:fillRef idx="0"/>
+    <cs:effectRef idx="0"/>
+    <cs:fontRef idx="minor">
+      <a:schemeClr val="tx1"/>
+    </cs:fontRef>
+    <cs:spPr>
+      <a:ln w="9525" cap="flat" cmpd="sng" algn="ctr">
+        <a:solidFill>
+          <a:schemeClr val="tx1">
+            <a:lumMod val="65000"/>
+            <a:lumOff val="35000"/>
+          </a:schemeClr>
+        </a:solidFill>
+        <a:round/>
+      </a:ln>
+    </cs:spPr>
+  </cs:errorBar>
+  <cs:floor>
+    <cs:lnRef idx="0"/>
+    <cs:fillRef idx="0"/>
+    <cs:effectRef idx="0"/>
+    <cs:fontRef idx="minor">
+      <a:schemeClr val="tx1"/>
+    </cs:fontRef>
+    <cs:spPr>
+      <a:noFill/>
+      <a:ln>
+        <a:noFill/>
+      </a:ln>
+    </cs:spPr>
+  </cs:floor>
+  <cs:gridlineMajor>
+    <cs:lnRef idx="0"/>
+    <cs:fillRef idx="0"/>
+    <cs:effectRef idx="0"/>
+    <cs:fontRef idx="minor">
+      <a:schemeClr val="tx1"/>
+    </cs:fontRef>
+    <cs:spPr>
+      <a:ln w="9525" cap="flat" cmpd="sng" algn="ctr">
+        <a:solidFill>
+          <a:schemeClr val="tx1">
+            <a:lumMod val="15000"/>
+            <a:lumOff val="85000"/>
+          </a:schemeClr>
+        </a:solidFill>
+        <a:round/>
+      </a:ln>
+    </cs:spPr>
+  </cs:gridlineMajor>
+  <cs:gridlineMinor>
+    <cs:lnRef idx="0"/>
+    <cs:fillRef idx="0"/>
+    <cs:effectRef idx="0"/>
+    <cs:fontRef idx="minor">
+      <a:schemeClr val="tx1"/>
+    </cs:fontRef>
+    <cs:spPr>
+      <a:ln w="9525" cap="flat" cmpd="sng" algn="ctr">
+        <a:solidFill>
+          <a:schemeClr val="tx1">
+            <a:lumMod val="5000"/>
+            <a:lumOff val="95000"/>
+          </a:schemeClr>
+        </a:solidFill>
+        <a:round/>
+      </a:ln>
+    </cs:spPr>
+  </cs:gridlineMinor>
+  <cs:hiLoLine>
+    <cs:lnRef idx="0"/>
+    <cs:fillRef idx="0"/>
+    <cs:effectRef idx="0"/>
+    <cs:fontRef idx="minor">
+      <a:schemeClr val="tx1"/>
+    </cs:fontRef>
+    <cs:spPr>
+      <a:ln w="9525" cap="flat" cmpd="sng" algn="ctr">
+        <a:solidFill>
+          <a:schemeClr val="tx1">
+            <a:lumMod val="50000"/>
+            <a:lumOff val="50000"/>
+          </a:schemeClr>
+        </a:solidFill>
+        <a:round/>
+      </a:ln>
+    </cs:spPr>
+  </cs:hiLoLine>
+  <cs:leaderLine>
+    <cs:lnRef idx="0"/>
+    <cs:fillRef idx="0"/>
+    <cs:effectRef idx="0"/>
+    <cs:fontRef idx="minor">
+      <a:schemeClr val="tx1"/>
+    </cs:fontRef>
+    <cs:spPr>
+      <a:ln w="9525" cap="flat" cmpd="sng" algn="ctr">
+        <a:solidFill>
+          <a:schemeClr val="tx1">
+            <a:lumMod val="35000"/>
+            <a:lumOff val="65000"/>
+          </a:schemeClr>
+        </a:solidFill>
+        <a:round/>
+      </a:ln>
+    </cs:spPr>
+  </cs:leaderLine>
+  <cs:legend>
+    <cs:lnRef idx="0"/>
+    <cs:fillRef idx="0"/>
+    <cs:effectRef idx="0"/>
+    <cs:fontRef idx="minor">
+      <a:schemeClr val="tx1">
+        <a:lumMod val="65000"/>
+        <a:lumOff val="35000"/>
+      </a:schemeClr>
+    </cs:fontRef>
+    <cs:defRPr sz="900" kern="1200"/>
+  </cs:legend>
+  <cs:plotArea mods="allowNoFillOverride allowNoLineOverride">
+    <cs:lnRef idx="0"/>
+    <cs:fillRef idx="0"/>
+    <cs:effectRef idx="0"/>
+    <cs:fontRef idx="minor">
+      <a:schemeClr val="tx1"/>
+    </cs:fontRef>
+  </cs:plotArea>
+  <cs:plotArea3D mods="allowNoFillOverride allowNoLineOverride">
+    <cs:lnRef idx="0"/>
+    <cs:fillRef idx="0"/>
+    <cs:effectRef idx="0"/>
+    <cs:fontRef idx="minor">
+      <a:schemeClr val="tx1"/>
+    </cs:fontRef>
+  </cs:plotArea3D>
+  <cs:seriesAxis>
+    <cs:lnRef idx="0"/>
+    <cs:fillRef idx="0"/>
+    <cs:effectRef idx="0"/>
+    <cs:fontRef idx="minor">
+      <a:schemeClr val="tx1">
+        <a:lumMod val="65000"/>
+        <a:lumOff val="35000"/>
+      </a:schemeClr>
+    </cs:fontRef>
+    <cs:defRPr sz="900" kern="1200"/>
+  </cs:seriesAxis>
+  <cs:seriesLine>
+    <cs:lnRef idx="0"/>
+    <cs:fillRef idx="0"/>
+    <cs:effectRef idx="0"/>
+    <cs:fontRef idx="minor">
+      <a:schemeClr val="tx1"/>
+    </cs:fontRef>
+    <cs:spPr>
+      <a:ln w="9525" cap="flat" cmpd="sng" algn="ctr">
+        <a:solidFill>
+          <a:schemeClr val="tx1">
+            <a:lumMod val="35000"/>
+            <a:lumOff val="65000"/>
+          </a:schemeClr>
+        </a:solidFill>
+        <a:round/>
+      </a:ln>
+    </cs:spPr>
+  </cs:seriesLine>
+  <cs:title>
+    <cs:lnRef idx="0"/>
+    <cs:fillRef idx="0"/>
+    <cs:effectRef idx="0"/>
+    <cs:fontRef idx="minor">
+      <a:schemeClr val="tx1">
+        <a:lumMod val="65000"/>
+        <a:lumOff val="35000"/>
+      </a:schemeClr>
+    </cs:fontRef>
+    <cs:defRPr sz="1400" b="0" kern="1200" spc="0" baseline="0"/>
+  </cs:title>
+  <cs:trendline>
+    <cs:lnRef idx="0">
+      <cs:styleClr val="auto"/>
+    </cs:lnRef>
+    <cs:fillRef idx="0"/>
+    <cs:effectRef idx="0"/>
+    <cs:fontRef idx="minor">
+      <a:schemeClr val="tx1"/>
+    </cs:fontRef>
+    <cs:spPr>
+      <a:ln w="19050" cap="rnd">
+        <a:solidFill>
+          <a:schemeClr val="phClr"/>
+        </a:solidFill>
+        <a:prstDash val="sysDot"/>
+      </a:ln>
+    </cs:spPr>
+  </cs:trendline>
+  <cs:trendlineLabel>
+    <cs:lnRef idx="0"/>
+    <cs:fillRef idx="0"/>
+    <cs:effectRef idx="0"/>
+    <cs:fontRef idx="minor">
+      <a:schemeClr val="tx1">
+        <a:lumMod val="65000"/>
+        <a:lumOff val="35000"/>
+      </a:schemeClr>
+    </cs:fontRef>
+    <cs:defRPr sz="900" kern="1200"/>
+  </cs:trendlineLabel>
+  <cs:upBar>
+    <cs:lnRef idx="0"/>
+    <cs:fillRef idx="0"/>
+    <cs:effectRef idx="0"/>
+    <cs:fontRef idx="minor">
+      <a:schemeClr val="tx1"/>
+    </cs:fontRef>
+    <cs:spPr>
+      <a:solidFill>
+        <a:schemeClr val="lt1"/>
+      </a:solidFill>
+      <a:ln w="9525" cap="flat" cmpd="sng" algn="ctr">
+        <a:solidFill>
+          <a:schemeClr val="tx1">
+            <a:lumMod val="65000"/>
+            <a:lumOff val="35000"/>
+          </a:schemeClr>
+        </a:solidFill>
+        <a:round/>
+      </a:ln>
+    </cs:spPr>
+  </cs:upBar>
+  <cs:valueAxis>
+    <cs:lnRef idx="0"/>
+    <cs:fillRef idx="0"/>
+    <cs:effectRef idx="0"/>
+    <cs:fontRef idx="minor">
+      <a:schemeClr val="tx1">
+        <a:lumMod val="65000"/>
+        <a:lumOff val="35000"/>
+      </a:schemeClr>
+    </cs:fontRef>
+    <cs:defRPr sz="900" kern="1200"/>
+  </cs:valueAxis>
+  <cs:wall>
+    <cs:lnRef idx="0"/>
+    <cs:fillRef idx="0"/>
+    <cs:effectRef idx="0"/>
+    <cs:fontRef idx="minor">
+      <a:schemeClr val="tx1"/>
+    </cs:fontRef>
+    <cs:spPr>
+      <a:noFill/>
+      <a:ln>
+        <a:noFill/>
+      </a:ln>
+    </cs:spPr>
+  </cs:wall>
+</cs:chartStyle>
+</file>
+
+<file path=word/charts/style3.xml><?xml version="1.0" encoding="utf-8"?>
+<cs:chartStyle xmlns:cs="http://schemas.microsoft.com/office/drawing/2012/chartStyle" xmlns:a="http://schemas.openxmlformats.org/drawingml/2006/main" id="201">
+  <cs:axisTitle>
+    <cs:lnRef idx="0"/>
+    <cs:fillRef idx="0"/>
+    <cs:effectRef idx="0"/>
+    <cs:fontRef idx="minor">
+      <a:schemeClr val="tx1">
+        <a:lumMod val="65000"/>
+        <a:lumOff val="35000"/>
+      </a:schemeClr>
+    </cs:fontRef>
+    <cs:defRPr sz="1000" kern="1200"/>
+  </cs:axisTitle>
+  <cs:categoryAxis>
+    <cs:lnRef idx="0"/>
+    <cs:fillRef idx="0"/>
+    <cs:effectRef idx="0"/>
+    <cs:fontRef idx="minor">
+      <a:schemeClr val="tx1">
+        <a:lumMod val="65000"/>
+        <a:lumOff val="35000"/>
+      </a:schemeClr>
+    </cs:fontRef>
+    <cs:spPr>
+      <a:ln w="9525" cap="flat" cmpd="sng" algn="ctr">
+        <a:solidFill>
+          <a:schemeClr val="tx1">
+            <a:lumMod val="15000"/>
+            <a:lumOff val="85000"/>
+          </a:schemeClr>
+        </a:solidFill>
+        <a:round/>
+      </a:ln>
+    </cs:spPr>
+    <cs:defRPr sz="900" kern="1200"/>
+  </cs:categoryAxis>
+  <cs:chartArea mods="allowNoFillOverride allowNoLineOverride">
+    <cs:lnRef idx="0"/>
+    <cs:fillRef idx="0"/>
+    <cs:effectRef idx="0"/>
+    <cs:fontRef idx="minor">
+      <a:schemeClr val="tx1"/>
+    </cs:fontRef>
+    <cs:spPr>
+      <a:solidFill>
+        <a:schemeClr val="bg1"/>
+      </a:solidFill>
+      <a:ln w="9525" cap="flat" cmpd="sng" algn="ctr">
+        <a:solidFill>
+          <a:schemeClr val="tx1">
+            <a:lumMod val="15000"/>
+            <a:lumOff val="85000"/>
+          </a:schemeClr>
+        </a:solidFill>
+        <a:round/>
+      </a:ln>
+    </cs:spPr>
+    <cs:defRPr sz="1000" kern="1200"/>
+  </cs:chartArea>
+  <cs:dataLabel>
+    <cs:lnRef idx="0"/>
+    <cs:fillRef idx="0"/>
+    <cs:effectRef idx="0"/>
+    <cs:fontRef idx="minor">
+      <a:schemeClr val="tx1">
+        <a:lumMod val="75000"/>
+        <a:lumOff val="25000"/>
+      </a:schemeClr>
+    </cs:fontRef>
+    <cs:defRPr sz="900" kern="1200"/>
+  </cs:dataLabel>
+  <cs:dataLabelCallout>
+    <cs:lnRef idx="0"/>
+    <cs:fillRef idx="0"/>
+    <cs:effectRef idx="0"/>
+    <cs:fontRef idx="minor">
+      <a:schemeClr val="dk1">
+        <a:lumMod val="65000"/>
+        <a:lumOff val="35000"/>
+      </a:schemeClr>
+    </cs:fontRef>
+    <cs:spPr>
+      <a:solidFill>
+        <a:schemeClr val="lt1"/>
+      </a:solidFill>
+      <a:ln>
+        <a:solidFill>
+          <a:schemeClr val="dk1">
+            <a:lumMod val="25000"/>
+            <a:lumOff val="75000"/>
+          </a:schemeClr>
+        </a:solidFill>
+      </a:ln>
+    </cs:spPr>
+    <cs:defRPr sz="900" kern="1200"/>
+    <cs:bodyPr rot="0" spcFirstLastPara="1" vertOverflow="clip" horzOverflow="clip" vert="horz" wrap="square" lIns="36576" tIns="18288" rIns="36576" bIns="18288" anchor="ctr" anchorCtr="1">
+      <a:spAutoFit/>
+    </cs:bodyPr>
+  </cs:dataLabelCallout>
+  <cs:dataPoint>
+    <cs:lnRef idx="0"/>
+    <cs:fillRef idx="1">
+      <cs:styleClr val="auto"/>
+    </cs:fillRef>
+    <cs:effectRef idx="0"/>
+    <cs:fontRef idx="minor">
+      <a:schemeClr val="tx1"/>
+    </cs:fontRef>
+  </cs:dataPoint>
+  <cs:dataPoint3D>
+    <cs:lnRef idx="0"/>
+    <cs:fillRef idx="1">
+      <cs:styleClr val="auto"/>
+    </cs:fillRef>
+    <cs:effectRef idx="0"/>
+    <cs:fontRef idx="minor">
+      <a:schemeClr val="tx1"/>
+    </cs:fontRef>
+  </cs:dataPoint3D>
+  <cs:dataPointLine>
+    <cs:lnRef idx="0">
+      <cs:styleClr val="auto"/>
+    </cs:lnRef>
+    <cs:fillRef idx="1"/>
+    <cs:effectRef idx="0"/>
+    <cs:fontRef idx="minor">
+      <a:schemeClr val="tx1"/>
+    </cs:fontRef>
+    <cs:spPr>
+      <a:ln w="28575" cap="rnd">
+        <a:solidFill>
+          <a:schemeClr val="phClr"/>
+        </a:solidFill>
+        <a:round/>
+      </a:ln>
+    </cs:spPr>
+  </cs:dataPointLine>
+  <cs:dataPointMarker>
+    <cs:lnRef idx="0">
+      <cs:styleClr val="auto"/>
+    </cs:lnRef>
+    <cs:fillRef idx="1">
+      <cs:styleClr val="auto"/>
+    </cs:fillRef>
+    <cs:effectRef idx="0"/>
+    <cs:fontRef idx="minor">
+      <a:schemeClr val="tx1"/>
+    </cs:fontRef>
+    <cs:spPr>
+      <a:ln w="9525">
+        <a:solidFill>
+          <a:schemeClr val="phClr"/>
+        </a:solidFill>
+      </a:ln>
+    </cs:spPr>
+  </cs:dataPointMarker>
+  <cs:dataPointMarkerLayout symbol="circle" size="5"/>
+  <cs:dataPointWireframe>
+    <cs:lnRef idx="0">
+      <cs:styleClr val="auto"/>
+    </cs:lnRef>
+    <cs:fillRef idx="1"/>
+    <cs:effectRef idx="0"/>
+    <cs:fontRef idx="minor">
+      <a:schemeClr val="tx1"/>
+    </cs:fontRef>
+    <cs:spPr>
+      <a:ln w="9525" cap="rnd">
+        <a:solidFill>
+          <a:schemeClr val="phClr"/>
+        </a:solidFill>
+        <a:round/>
+      </a:ln>
+    </cs:spPr>
+  </cs:dataPointWireframe>
+  <cs:dataTable>
+    <cs:lnRef idx="0"/>
+    <cs:fillRef idx="0"/>
+    <cs:effectRef idx="0"/>
+    <cs:fontRef idx="minor">
+      <a:schemeClr val="tx1">
+        <a:lumMod val="65000"/>
+        <a:lumOff val="35000"/>
+      </a:schemeClr>
+    </cs:fontRef>
+    <cs:spPr>
+      <a:noFill/>
+      <a:ln w="9525" cap="flat" cmpd="sng" algn="ctr">
+        <a:solidFill>
+          <a:schemeClr val="tx1">
+            <a:lumMod val="15000"/>
+            <a:lumOff val="85000"/>
+          </a:schemeClr>
+        </a:solidFill>
+        <a:round/>
+      </a:ln>
+    </cs:spPr>
+    <cs:defRPr sz="900" kern="1200"/>
+  </cs:dataTable>
+  <cs:downBar>
+    <cs:lnRef idx="0"/>
+    <cs:fillRef idx="0"/>
+    <cs:effectRef idx="0"/>
+    <cs:fontRef idx="minor">
+      <a:schemeClr val="dk1"/>
+    </cs:fontRef>
+    <cs:spPr>
+      <a:solidFill>
+        <a:schemeClr val="dk1">
+          <a:lumMod val="65000"/>
+          <a:lumOff val="35000"/>
+        </a:schemeClr>
+      </a:solidFill>
+      <a:ln w="9525">
+        <a:solidFill>
+          <a:schemeClr val="tx1">
+            <a:lumMod val="65000"/>
+            <a:lumOff val="35000"/>
+          </a:schemeClr>
+        </a:solidFill>
+      </a:ln>
+    </cs:spPr>
+  </cs:downBar>
+  <cs:dropLine>
+    <cs:lnRef idx="0"/>
+    <cs:fillRef idx="0"/>
+    <cs:effectRef idx="0"/>
+    <cs:fontRef idx="minor">
+      <a:schemeClr val="tx1"/>
+    </cs:fontRef>
+    <cs:spPr>
+      <a:ln w="9525" cap="flat" cmpd="sng" algn="ctr">
+        <a:solidFill>
+          <a:schemeClr val="tx1">
+            <a:lumMod val="35000"/>
+            <a:lumOff val="65000"/>
+          </a:schemeClr>
+        </a:solidFill>
+        <a:round/>
+      </a:ln>
+    </cs:spPr>
+  </cs:dropLine>
+  <cs:errorBar>
+    <cs:lnRef idx="0"/>
+    <cs:fillRef idx="0"/>
+    <cs:effectRef idx="0"/>
+    <cs:fontRef idx="minor">
+      <a:schemeClr val="tx1"/>
+    </cs:fontRef>
+    <cs:spPr>
+      <a:ln w="9525" cap="flat" cmpd="sng" algn="ctr">
+        <a:solidFill>
+          <a:schemeClr val="tx1">
+            <a:lumMod val="65000"/>
+            <a:lumOff val="35000"/>
+          </a:schemeClr>
+        </a:solidFill>
+        <a:round/>
+      </a:ln>
+    </cs:spPr>
+  </cs:errorBar>
+  <cs:floor>
+    <cs:lnRef idx="0"/>
+    <cs:fillRef idx="0"/>
+    <cs:effectRef idx="0"/>
+    <cs:fontRef idx="minor">
+      <a:schemeClr val="tx1"/>
+    </cs:fontRef>
+    <cs:spPr>
+      <a:noFill/>
+      <a:ln>
+        <a:noFill/>
+      </a:ln>
+    </cs:spPr>
+  </cs:floor>
+  <cs:gridlineMajor>
+    <cs:lnRef idx="0"/>
+    <cs:fillRef idx="0"/>
+    <cs:effectRef idx="0"/>
+    <cs:fontRef idx="minor">
+      <a:schemeClr val="tx1"/>
+    </cs:fontRef>
+    <cs:spPr>
+      <a:ln w="9525" cap="flat" cmpd="sng" algn="ctr">
+        <a:solidFill>
+          <a:schemeClr val="tx1">
+            <a:lumMod val="15000"/>
+            <a:lumOff val="85000"/>
+          </a:schemeClr>
+        </a:solidFill>
+        <a:round/>
+      </a:ln>
+    </cs:spPr>
+  </cs:gridlineMajor>
+  <cs:gridlineMinor>
+    <cs:lnRef idx="0"/>
+    <cs:fillRef idx="0"/>
+    <cs:effectRef idx="0"/>
+    <cs:fontRef idx="minor">
+      <a:schemeClr val="tx1"/>
+    </cs:fontRef>
+    <cs:spPr>
+      <a:ln w="9525" cap="flat" cmpd="sng" algn="ctr">
+        <a:solidFill>
+          <a:schemeClr val="tx1">
+            <a:lumMod val="5000"/>
+            <a:lumOff val="95000"/>
+          </a:schemeClr>
+        </a:solidFill>
+        <a:round/>
+      </a:ln>
+    </cs:spPr>
+  </cs:gridlineMinor>
+  <cs:hiLoLine>
+    <cs:lnRef idx="0"/>
+    <cs:fillRef idx="0"/>
+    <cs:effectRef idx="0"/>
+    <cs:fontRef idx="minor">
+      <a:schemeClr val="tx1"/>
+    </cs:fontRef>
+    <cs:spPr>
+      <a:ln w="9525" cap="flat" cmpd="sng" algn="ctr">
+        <a:solidFill>
+          <a:schemeClr val="tx1">
+            <a:lumMod val="75000"/>
+            <a:lumOff val="25000"/>
+          </a:schemeClr>
+        </a:solidFill>
+        <a:round/>
+      </a:ln>
+    </cs:spPr>
+  </cs:hiLoLine>
+  <cs:leaderLine>
+    <cs:lnRef idx="0"/>
+    <cs:fillRef idx="0"/>
+    <cs:effectRef idx="0"/>
+    <cs:fontRef idx="minor">
+      <a:schemeClr val="tx1"/>
+    </cs:fontRef>
+    <cs:spPr>
+      <a:ln w="9525" cap="flat" cmpd="sng" algn="ctr">
+        <a:solidFill>
+          <a:schemeClr val="tx1">
+            <a:lumMod val="35000"/>
+            <a:lumOff val="65000"/>
+          </a:schemeClr>
+        </a:solidFill>
+        <a:round/>
+      </a:ln>
+    </cs:spPr>
+  </cs:leaderLine>
+  <cs:legend>
+    <cs:lnRef idx="0"/>
+    <cs:fillRef idx="0"/>
+    <cs:effectRef idx="0"/>
+    <cs:fontRef idx="minor">
+      <a:schemeClr val="tx1">
+        <a:lumMod val="65000"/>
+        <a:lumOff val="35000"/>
+      </a:schemeClr>
+    </cs:fontRef>
+    <cs:defRPr sz="900" kern="1200"/>
+  </cs:legend>
+  <cs:plotArea mods="allowNoFillOverride allowNoLineOverride">
+    <cs:lnRef idx="0"/>
+    <cs:fillRef idx="0"/>
+    <cs:effectRef idx="0"/>
+    <cs:fontRef idx="minor">
+      <a:schemeClr val="tx1"/>
+    </cs:fontRef>
+  </cs:plotArea>
+  <cs:plotArea3D mods="allowNoFillOverride allowNoLineOverride">
+    <cs:lnRef idx="0"/>
+    <cs:fillRef idx="0"/>
+    <cs:effectRef idx="0"/>
+    <cs:fontRef idx="minor">
+      <a:schemeClr val="tx1"/>
+    </cs:fontRef>
+  </cs:plotArea3D>
+  <cs:seriesAxis>
+    <cs:lnRef idx="0"/>
+    <cs:fillRef idx="0"/>
+    <cs:effectRef idx="0"/>
+    <cs:fontRef idx="minor">
+      <a:schemeClr val="tx1">
+        <a:lumMod val="65000"/>
+        <a:lumOff val="35000"/>
+      </a:schemeClr>
+    </cs:fontRef>
+    <cs:defRPr sz="900" kern="1200"/>
+  </cs:seriesAxis>
+  <cs:seriesLine>
+    <cs:lnRef idx="0"/>
+    <cs:fillRef idx="0"/>
+    <cs:effectRef idx="0"/>
+    <cs:fontRef idx="minor">
+      <a:schemeClr val="tx1"/>
+    </cs:fontRef>
+    <cs:spPr>
+      <a:ln w="9525" cap="flat" cmpd="sng" algn="ctr">
+        <a:solidFill>
+          <a:schemeClr val="tx1">
+            <a:lumMod val="35000"/>
+            <a:lumOff val="65000"/>
+          </a:schemeClr>
+        </a:solidFill>
+        <a:round/>
+      </a:ln>
+    </cs:spPr>
+  </cs:seriesLine>
+  <cs:title>
+    <cs:lnRef idx="0"/>
+    <cs:fillRef idx="0"/>
+    <cs:effectRef idx="0"/>
+    <cs:fontRef idx="minor">
+      <a:schemeClr val="tx1">
+        <a:lumMod val="65000"/>
+        <a:lumOff val="35000"/>
+      </a:schemeClr>
+    </cs:fontRef>
+    <cs:defRPr sz="1400" b="0" kern="1200" spc="0" baseline="0"/>
+  </cs:title>
+  <cs:trendline>
+    <cs:lnRef idx="0">
+      <cs:styleClr val="auto"/>
+    </cs:lnRef>
+    <cs:fillRef idx="0"/>
+    <cs:effectRef idx="0"/>
+    <cs:fontRef idx="minor">
+      <a:schemeClr val="tx1"/>
+    </cs:fontRef>
+    <cs:spPr>
+      <a:ln w="19050" cap="rnd">
+        <a:solidFill>
+          <a:schemeClr val="phClr"/>
+        </a:solidFill>
+        <a:prstDash val="sysDot"/>
+      </a:ln>
+    </cs:spPr>
+  </cs:trendline>
+  <cs:trendlineLabel>
+    <cs:lnRef idx="0"/>
+    <cs:fillRef idx="0"/>
+    <cs:effectRef idx="0"/>
+    <cs:fontRef idx="minor">
+      <a:schemeClr val="tx1">
+        <a:lumMod val="65000"/>
+        <a:lumOff val="35000"/>
+      </a:schemeClr>
+    </cs:fontRef>
+    <cs:defRPr sz="900" kern="1200"/>
+  </cs:trendlineLabel>
+  <cs:upBar>
+    <cs:lnRef idx="0"/>
+    <cs:fillRef idx="0"/>
+    <cs:effectRef idx="0"/>
+    <cs:fontRef idx="minor">
+      <a:schemeClr val="dk1"/>
+    </cs:fontRef>
+    <cs:spPr>
+      <a:solidFill>
+        <a:schemeClr val="lt1"/>
+      </a:solidFill>
+      <a:ln w="9525">
+        <a:solidFill>
+          <a:schemeClr val="tx1">
+            <a:lumMod val="15000"/>
+            <a:lumOff val="85000"/>
+          </a:schemeClr>
+        </a:solidFill>
+      </a:ln>
+    </cs:spPr>
+  </cs:upBar>
+  <cs:valueAxis>
+    <cs:lnRef idx="0"/>
+    <cs:fillRef idx="0"/>
+    <cs:effectRef idx="0"/>
+    <cs:fontRef idx="minor">
+      <a:schemeClr val="tx1">
+        <a:lumMod val="65000"/>
+        <a:lumOff val="35000"/>
+      </a:schemeClr>
+    </cs:fontRef>
+    <cs:defRPr sz="900" kern="1200"/>
+  </cs:valueAxis>
+  <cs:wall>
+    <cs:lnRef idx="0"/>
+    <cs:fillRef idx="0"/>
+    <cs:effectRef idx="0"/>
+    <cs:fontRef idx="minor">
+      <a:schemeClr val="tx1"/>
+    </cs:fontRef>
+    <cs:spPr>
+      <a:noFill/>
+      <a:ln>
+        <a:noFill/>
+      </a:ln>
+    </cs:spPr>
+  </cs:wall>
+</cs:chartStyle>
 </file>
 
 <file path=word/theme/theme1.xml><?xml version="1.0" encoding="utf-8"?>
